--- a/klagomål/A 23899-2026 FSC-klagomål.docx
+++ b/klagomål/A 23899-2026 FSC-klagomål.docx
@@ -976,7 +976,7 @@
     <w:r>
       <w:tab/>
       <w:tab/>
-      <w:t>2026-06-15</w:t>
+      <w:t>2026-06-16</w:t>
       <w:br/>
       <w:br/>
     </w:r>

--- a/klagomål/A 23899-2026 FSC-klagomål.docx
+++ b/klagomål/A 23899-2026 FSC-klagomål.docx
@@ -976,7 +976,7 @@
     <w:r>
       <w:tab/>
       <w:tab/>
-      <w:t>2026-06-16</w:t>
+      <w:t>2026-06-17</w:t>
       <w:br/>
       <w:br/>
     </w:r>

--- a/klagomål/A 23899-2026 FSC-klagomål.docx
+++ b/klagomål/A 23899-2026 FSC-klagomål.docx
@@ -1,6 +1,6 @@
 
 <file path=word/document.xml><?xml version="1.0" encoding="utf-8"?>
-<w:document xmlns:wpc="http://schemas.microsoft.com/office/word/2010/wordprocessingCanvas" xmlns:cx="http://schemas.microsoft.com/office/drawing/2014/chartex" xmlns:cx1="http://schemas.microsoft.com/office/drawing/2015/9/8/chartex" xmlns:cx2="http://schemas.microsoft.com/office/drawing/2015/10/21/chartex" xmlns:cx3="http://schemas.microsoft.com/office/drawing/2016/5/9/chartex" xmlns:cx4="http://schemas.microsoft.com/office/drawing/2016/5/10/chartex" xmlns:cx5="http://schemas.microsoft.com/office/drawing/2016/5/11/chartex" xmlns:cx6="http://schemas.microsoft.com/office/drawing/2016/5/12/chartex" xmlns:cx7="http://schemas.microsoft.com/office/drawing/2016/5/13/chartex" xmlns:cx8="http://schemas.microsoft.com/office/drawing/2016/5/14/chartex" xmlns:mc="http://schemas.openxmlformats.org/markup-compatibility/2006" xmlns:aink="http://schemas.microsoft.com/office/drawing/2016/ink" xmlns:am3d="http://schemas.microsoft.com/office/drawing/2017/model3d" xmlns:o="urn:schemas-microsoft-com:office:office" xmlns:oel="http://schemas.microsoft.com/office/2019/extlst" xmlns:r="http://schemas.openxmlformats.org/officeDocument/2006/relationships" xmlns:m="http://schemas.openxmlformats.org/officeDocument/2006/math" xmlns:v="urn:schemas-microsoft-com:vml" xmlns:wp14="http://schemas.microsoft.com/office/word/2010/wordprocessingDrawing" xmlns:wp="http://schemas.openxmlformats.org/drawingml/2006/wordprocessingDrawing" xmlns:w10="urn:schemas-microsoft-com:office:word" xmlns:w="http://schemas.openxmlformats.org/wordprocessingml/2006/main" xmlns:w14="http://schemas.microsoft.com/office/word/2010/wordml" xmlns:w15="http://schemas.microsoft.com/office/word/2012/wordml" xmlns:w16cex="http://schemas.microsoft.com/office/word/2018/wordml/cex" xmlns:w16cid="http://schemas.microsoft.com/office/word/2016/wordml/cid" xmlns:w16="http://schemas.microsoft.com/office/word/2018/wordml" xmlns:w16sdtdh="http://schemas.microsoft.com/office/word/2020/wordml/sdtdatahash" xmlns:w16se="http://schemas.microsoft.com/office/word/2015/wordml/symex" xmlns:wpg="http://schemas.microsoft.com/office/word/2010/wordprocessingGroup" xmlns:wpi="http://schemas.microsoft.com/office/word/2010/wordprocessingInk" xmlns:wne="http://schemas.microsoft.com/office/word/2006/wordml" xmlns:wps="http://schemas.microsoft.com/office/word/2010/wordprocessingShape" mc:Ignorable="w14 w15 w16se w16cid w16 w16cex w16sdtdh wp14">
+<w:document xmlns:wpc="http://schemas.microsoft.com/office/word/2010/wordprocessingCanvas" xmlns:cx="http://schemas.microsoft.com/office/drawing/2014/chartex" xmlns:cx1="http://schemas.microsoft.com/office/drawing/2015/9/8/chartex" xmlns:cx2="http://schemas.microsoft.com/office/drawing/2015/10/21/chartex" xmlns:cx3="http://schemas.microsoft.com/office/drawing/2016/5/9/chartex" xmlns:cx4="http://schemas.microsoft.com/office/drawing/2016/5/10/chartex" xmlns:cx5="http://schemas.microsoft.com/office/drawing/2016/5/11/chartex" xmlns:cx6="http://schemas.microsoft.com/office/drawing/2016/5/12/chartex" xmlns:cx7="http://schemas.microsoft.com/office/drawing/2016/5/13/chartex" xmlns:cx8="http://schemas.microsoft.com/office/drawing/2016/5/14/chartex" xmlns:mc="http://schemas.openxmlformats.org/markup-compatibility/2006" xmlns:aink="http://schemas.microsoft.com/office/drawing/2016/ink" xmlns:am3d="http://schemas.microsoft.com/office/drawing/2017/model3d" xmlns:o="urn:schemas-microsoft-com:office:office" xmlns:oel="http://schemas.microsoft.com/office/2019/extlst" xmlns:r="http://schemas.openxmlformats.org/officeDocument/2006/relationships" xmlns:m="http://schemas.openxmlformats.org/officeDocument/2006/math" xmlns:v="urn:schemas-microsoft-com:vml" xmlns:wp14="http://schemas.microsoft.com/office/word/2010/wordprocessingDrawing" xmlns:wp="http://schemas.openxmlformats.org/drawingml/2006/wordprocessingDrawing" xmlns:w10="urn:schemas-microsoft-com:office:word" xmlns:w="http://schemas.openxmlformats.org/wordprocessingml/2006/main" xmlns:w14="http://schemas.microsoft.com/office/word/2010/wordml" xmlns:w15="http://schemas.microsoft.com/office/word/2012/wordml" xmlns:w16cex="http://schemas.microsoft.com/office/word/2018/wordml/cex" xmlns:w16cid="http://schemas.microsoft.com/office/word/2016/wordml/cid" xmlns:w16="http://schemas.microsoft.com/office/word/2018/wordml" xmlns:w16du="http://schemas.microsoft.com/office/word/2023/wordml/word16du" xmlns:w16sdtdh="http://schemas.microsoft.com/office/word/2020/wordml/sdtdatahash" xmlns:w16sdtfl="http://schemas.microsoft.com/office/word/2024/wordml/sdtformatlock" xmlns:w16se="http://schemas.microsoft.com/office/word/2015/wordml/symex" xmlns:wpg="http://schemas.microsoft.com/office/word/2010/wordprocessingGroup" xmlns:wpi="http://schemas.microsoft.com/office/word/2010/wordprocessingInk" xmlns:wne="http://schemas.microsoft.com/office/word/2006/wordml" xmlns:wps="http://schemas.microsoft.com/office/word/2010/wordprocessingShape" mc:Ignorable="w14 w15 w16se w16cid w16 w16cex w16sdtdh w16sdtfl w16du wp14">
   <w:body>
     <w:p>
       <w:r>
@@ -168,7 +168,7 @@
     </w:p>
     <w:p>
       <w:r>
-        <w:t>Detta dokument behandlar höga naturvärden i avverkningsanmälan A 23899-2026 i Uppsala kommun. Denna avverkningsanmälan inkom 2026-05-25 11:14:44 och omfattar 3,4 ha.</w:t>
+        <w:t>Detta dokument behandlar höga naturvärden i avverkningsanmälan A 23899-2026 i Uppsala kommun som inkom 2026-05-25 och omfattar 3,4 ha.</w:t>
       </w:r>
     </w:p>
     <w:p>
@@ -191,12 +191,15 @@
     </w:p>
     <w:p>
       <w:r>
-        <w:t>I avverkningsanmälan har följande 3 naturvårdsarter hittats: ullticka (NT), grön sköldmossa (S, §8) och vanlig flatbagge (S). Av dessa är 1 rödlistade. För rödlistade arter har rödlistekategorin angivits inom parentes. Arter som är signalarter enligt Skogsstyrelsen har markerats med (S). För fridlysta arter anges även paragrafen i Artskyddsförordningen som arten är fridlyst enligt.</w:t>
+        <w:t>I och inom 22 meter från avverkningsanmälan har följande 5 naturvårdsarter hittats: ullticka (NT, T), grön sköldmossa (S, T, §8), vanlig flatbagge (S, T), vedticka (S, T) och vanlig padda (§6). Av dessa är 1 rödlistade. För rödlistade arter har rödlistekategorin angivits inom parentes. Arter som är signalarter enligt Skogsstyrelsen har markerats med (S). Typiska arter inom Natura 2000 som är kopplade till skogsekosystem har markerats med (T). För fridlysta arter anges även paragrafen i Artskyddsförordningen som arten är fridlyst enligt.</w:t>
       </w:r>
     </w:p>
     <w:p>
       <w:r>
-        <w:t>De påträffade naturvårdsarterna är ett tydligt kvitto på att detta rör sig om en skog med höga naturvärden. I Figur 1 visas en karta över det avverkningsanmälda området, där samtliga fyndplatser för naturvårdsarter som finns registrerade på Artportalen har markerats.</w:t>
+        <w:t>De påträffade naturvårdsarterna är ett tydligt kvitto på att det rör sig om en skog med höga naturvärden.</w:t>
+      </w:r>
+      <w:r>
+        <w:t xml:space="preserve"> I Figur 1 visas fyndplatser för naturvårdsarter i området, som finns registrerade på Artportalen.</w:t>
       </w:r>
     </w:p>
     <w:p>
@@ -206,7 +209,7 @@
       <w:r>
         <w:drawing>
           <wp:inline xmlns:a="http://schemas.openxmlformats.org/drawingml/2006/main" xmlns:pic="http://schemas.openxmlformats.org/drawingml/2006/picture">
-            <wp:extent cx="5486400" cy="4922076"/>
+            <wp:extent cx="5486400" cy="4757278"/>
             <wp:docPr id="1" name="Picture 1"/>
             <wp:cNvGraphicFramePr>
               <a:graphicFrameLocks noChangeAspect="1"/>
@@ -227,7 +230,7 @@
                   <pic:spPr>
                     <a:xfrm>
                       <a:off x="0" y="0"/>
-                      <a:ext cx="5486400" cy="4922076"/>
+                      <a:ext cx="5486400" cy="4757278"/>
                     </a:xfrm>
                     <a:prstGeom prst="rect"/>
                   </pic:spPr>
@@ -241,9 +244,65 @@
     <w:p>
       <w:pPr>
         <w:pStyle w:val="Caption"/>
+        <w:spacing w:after="240"/>
       </w:pPr>
       <w:r>
-        <w:t>Figur 1. Fyndplatser för naturvårdsarter i det avverkningsanmälda området (röd linje). Markörer utan svart kant är placerade på fyndplatsen. Markörer med svart kant är placerade vid sidan av fyndplatsen och har ett svart streck som visar fyndplatsens exakta position. Kartans mittpunktskoordinat är N 6643642, E 667678 i SWEREF 99 TM.</w:t>
+        <w:t>Figur 1. Fyndplatser för naturvårdsarter i och inom 22 meter från avverkningsanmälan (röd linje). Markörer utan svart kant är placerade på fyndplatsen. Markörer med svart kant är placerade vid sidan av fyndplatsen och har ett svart streck som visar fyndplatsens exakta position. Kartans mittpunktskoordinat är N 6643642, E 667678 i SWEREF 99 TM.</w:t>
+      </w:r>
+    </w:p>
+    <w:p>
+      <w:pPr>
+        <w:pStyle w:val="Heading2"/>
+      </w:pPr>
+      <w:r>
+        <w:t>Fridlysta arter</w:t>
+      </w:r>
+    </w:p>
+    <w:p>
+      <w:r>
+        <w:t>Följande fridlysta arter har sina livsmiljöer och växtplatser i den avverkningsanmälda skogen: grön sköldmossa (S, T, §8) och vanlig padda (§6).</w:t>
+      </w:r>
+    </w:p>
+    <w:p>
+      <w:r>
+        <w:rPr>
+          <w:b/>
+        </w:rPr>
+        <w:t>Grön sköldmossa (§8)</w:t>
+      </w:r>
+      <w:r>
+        <w:t xml:space="preserve"> är typisk art för </w:t>
+      </w:r>
+      <w:r>
+        <w:rPr>
+          <w:i/>
+        </w:rPr>
+        <w:t xml:space="preserve">9010 Taiga </w:t>
+      </w:r>
+      <w:r>
+        <w:t>och</w:t>
+      </w:r>
+      <w:r>
+        <w:rPr>
+          <w:i/>
+        </w:rPr>
+        <w:t xml:space="preserve"> 9750 Svämlövskog</w:t>
+      </w:r>
+      <w:r>
+        <w:t xml:space="preserve"> och omfattas av EU:s art- och habitatdirektiv bilaga 2 vilket innebär att det finns ett uttalat intresse inom Europeiska unionen att bevara arten. Grön sköldmossa kräver skog som har ett speciellt mikroklimat med hög och jämn luftfuktighet i kombination med rik tillgång på död ved (Nitare &amp; Skogsstyrelsen, 2019; SLU Artdatabanken, 2025). I praktiken handlar det om åtminstone 50 meter med skyddande skog för att undvika uttorkning av marken (Hallingbäck, personligt meddelande 2022-02-24). Grön sköldmossa är en ansvarsart för Sverige då en särskilt stor andel av Europas population finns i landet. Mark- och miljööverdomstolen (MÖD) har i mål nr M 2019-20 (18 februari 2019) slagit fast att grön sköldmossa (§8) är dispenspliktig och att exemplar av arten inte får skadas utan dispens (MÖD, mål nr M 2019-20).</w:t>
+      </w:r>
+    </w:p>
+    <w:p>
+      <w:r>
+        <w:t>I BILAGA 1 finns mer detaljerad information om ekologi samt krav på livsmiljö hos fridlysta arter.</w:t>
+      </w:r>
+    </w:p>
+    <w:p>
+      <w:pPr>
+        <w:pStyle w:val="Heading2"/>
+      </w:pPr>
+      <w:r>
+        <w:t>Övriga naturvårdsarter</w:t>
       </w:r>
     </w:p>
     <w:p>
@@ -320,6 +379,26 @@
       </w:r>
       <w:r>
         <w:t>(SLU Artdatabanken, 2025).</w:t>
+      </w:r>
+    </w:p>
+    <w:p>
+      <w:r>
+        <w:rPr>
+          <w:b/>
+        </w:rPr>
+        <w:t xml:space="preserve">Vedticka </w:t>
+      </w:r>
+      <w:r>
+        <w:t xml:space="preserve">är en bra signalart söder om den naturliga norrlandsgränsen. Den är huvudsakligen knuten till äldre barrskogar där det föreligger långvarig kontinuitet av död barrved. Vedticka är typisk art för </w:t>
+      </w:r>
+      <w:r>
+        <w:rPr>
+          <w:i/>
+        </w:rPr>
+        <w:t xml:space="preserve">9010 Taiga </w:t>
+      </w:r>
+      <w:r>
+        <w:t>(Nitare &amp; Skogsstyrelsen, 2019; SLU Artdatabanken, 2025).</w:t>
       </w:r>
     </w:p>
     <w:p>
@@ -327,53 +406,6 @@
         <w:pStyle w:val="Heading1"/>
       </w:pPr>
       <w:r>
-        <w:t>Fridlysta arter</w:t>
-      </w:r>
-    </w:p>
-    <w:p>
-      <w:r>
-        <w:t>Följande fridlysta arter har sina livsmiljöer och växtplatser i den avverkningsanmälda skogen: grön sköldmossa (S, §8).</w:t>
-      </w:r>
-    </w:p>
-    <w:p>
-      <w:r>
-        <w:rPr>
-          <w:b/>
-        </w:rPr>
-        <w:t>Grön sköldmossa (§8)</w:t>
-      </w:r>
-      <w:r>
-        <w:t xml:space="preserve"> är typisk art för </w:t>
-      </w:r>
-      <w:r>
-        <w:rPr>
-          <w:i/>
-        </w:rPr>
-        <w:t xml:space="preserve">9010 Taiga </w:t>
-      </w:r>
-      <w:r>
-        <w:t>och</w:t>
-      </w:r>
-      <w:r>
-        <w:rPr>
-          <w:i/>
-        </w:rPr>
-        <w:t xml:space="preserve"> 9750 Svämlövskog</w:t>
-      </w:r>
-      <w:r>
-        <w:t xml:space="preserve"> och omfattas av EU:s art- och habitatdirektiv bilaga 2 vilket innebär att det finns ett uttalat intresse inom Europeiska unionen att bevara arten. Grön sköldmossa kräver skog som har ett speciellt mikroklimat med hög och jämn luftfuktighet i kombination med rik tillgång på död ved (Nitare &amp; Skogsstyrelsen, 2019; SLU Artdatabanken, 2025). I praktiken handlar det om åtminstone 50 meter med skyddande skog för att undvika uttorkning av marken (Hallingbäck, personligt meddelande 2022-02-24). Grön sköldmossa är en ansvarsart för Sverige då en särskilt stor andel av Europas population finns i landet. Mark- och miljööverdomstolen (MÖD) har i mål nr M 2019-20 (18 februari 2019) slagit fast att grön sköldmossa (§8) är dispenspliktig och att exemplar av arten inte får skadas utan dispens (MÖD, mål nr M 2019-20).</w:t>
-      </w:r>
-    </w:p>
-    <w:p>
-      <w:r>
-        <w:t>I BILAGA 1 finns mer detaljerad information om ekologi samt krav på livsmiljö hos fridlysta arter.</w:t>
-      </w:r>
-    </w:p>
-    <w:p>
-      <w:pPr>
-        <w:pStyle w:val="Heading1"/>
-      </w:pPr>
-      <w:r>
         <w:t>Certifiering</w:t>
       </w:r>
     </w:p>
@@ -459,7 +491,7 @@
         <w:rPr>
           <w:i/>
         </w:rPr>
-        <w:t>I det avverkningsanmälda skogsområdet har 3 naturvårdsarter varav 1 rödlistade arter sina livsmiljöer och växtplatser.</w:t>
+        <w:t>I det avverkningsanmälda skogsområdet har 5 naturvårdsarter varav 1 rödlistade arter sina livsmiljöer och växtplatser.</w:t>
       </w:r>
     </w:p>
     <w:p>
@@ -866,7 +898,7 @@
 </file>
 
 <file path=word/endnotes.xml><?xml version="1.0" encoding="utf-8"?>
-<w:endnotes xmlns:wpc="http://schemas.microsoft.com/office/word/2010/wordprocessingCanvas" xmlns:cx="http://schemas.microsoft.com/office/drawing/2014/chartex" xmlns:cx1="http://schemas.microsoft.com/office/drawing/2015/9/8/chartex" xmlns:cx2="http://schemas.microsoft.com/office/drawing/2015/10/21/chartex" xmlns:cx3="http://schemas.microsoft.com/office/drawing/2016/5/9/chartex" xmlns:cx4="http://schemas.microsoft.com/office/drawing/2016/5/10/chartex" xmlns:cx5="http://schemas.microsoft.com/office/drawing/2016/5/11/chartex" xmlns:cx6="http://schemas.microsoft.com/office/drawing/2016/5/12/chartex" xmlns:cx7="http://schemas.microsoft.com/office/drawing/2016/5/13/chartex" xmlns:cx8="http://schemas.microsoft.com/office/drawing/2016/5/14/chartex" xmlns:mc="http://schemas.openxmlformats.org/markup-compatibility/2006" xmlns:aink="http://schemas.microsoft.com/office/drawing/2016/ink" xmlns:am3d="http://schemas.microsoft.com/office/drawing/2017/model3d" xmlns:o="urn:schemas-microsoft-com:office:office" xmlns:oel="http://schemas.microsoft.com/office/2019/extlst" xmlns:r="http://schemas.openxmlformats.org/officeDocument/2006/relationships" xmlns:m="http://schemas.openxmlformats.org/officeDocument/2006/math" xmlns:v="urn:schemas-microsoft-com:vml" xmlns:wp14="http://schemas.microsoft.com/office/word/2010/wordprocessingDrawing" xmlns:wp="http://schemas.openxmlformats.org/drawingml/2006/wordprocessingDrawing" xmlns:w10="urn:schemas-microsoft-com:office:word" xmlns:w="http://schemas.openxmlformats.org/wordprocessingml/2006/main" xmlns:w14="http://schemas.microsoft.com/office/word/2010/wordml" xmlns:w15="http://schemas.microsoft.com/office/word/2012/wordml" xmlns:w16cex="http://schemas.microsoft.com/office/word/2018/wordml/cex" xmlns:w16cid="http://schemas.microsoft.com/office/word/2016/wordml/cid" xmlns:w16="http://schemas.microsoft.com/office/word/2018/wordml" xmlns:w16sdtdh="http://schemas.microsoft.com/office/word/2020/wordml/sdtdatahash" xmlns:w16se="http://schemas.microsoft.com/office/word/2015/wordml/symex" xmlns:wpg="http://schemas.microsoft.com/office/word/2010/wordprocessingGroup" xmlns:wpi="http://schemas.microsoft.com/office/word/2010/wordprocessingInk" xmlns:wne="http://schemas.microsoft.com/office/word/2006/wordml" xmlns:wps="http://schemas.microsoft.com/office/word/2010/wordprocessingShape" mc:Ignorable="w14 w15 w16se w16cid w16 w16cex w16sdtdh wp14">
+<w:endnotes xmlns:wpc="http://schemas.microsoft.com/office/word/2010/wordprocessingCanvas" xmlns:cx="http://schemas.microsoft.com/office/drawing/2014/chartex" xmlns:cx1="http://schemas.microsoft.com/office/drawing/2015/9/8/chartex" xmlns:cx2="http://schemas.microsoft.com/office/drawing/2015/10/21/chartex" xmlns:cx3="http://schemas.microsoft.com/office/drawing/2016/5/9/chartex" xmlns:cx4="http://schemas.microsoft.com/office/drawing/2016/5/10/chartex" xmlns:cx5="http://schemas.microsoft.com/office/drawing/2016/5/11/chartex" xmlns:cx6="http://schemas.microsoft.com/office/drawing/2016/5/12/chartex" xmlns:cx7="http://schemas.microsoft.com/office/drawing/2016/5/13/chartex" xmlns:cx8="http://schemas.microsoft.com/office/drawing/2016/5/14/chartex" xmlns:mc="http://schemas.openxmlformats.org/markup-compatibility/2006" xmlns:aink="http://schemas.microsoft.com/office/drawing/2016/ink" xmlns:am3d="http://schemas.microsoft.com/office/drawing/2017/model3d" xmlns:o="urn:schemas-microsoft-com:office:office" xmlns:oel="http://schemas.microsoft.com/office/2019/extlst" xmlns:r="http://schemas.openxmlformats.org/officeDocument/2006/relationships" xmlns:m="http://schemas.openxmlformats.org/officeDocument/2006/math" xmlns:v="urn:schemas-microsoft-com:vml" xmlns:wp14="http://schemas.microsoft.com/office/word/2010/wordprocessingDrawing" xmlns:wp="http://schemas.openxmlformats.org/drawingml/2006/wordprocessingDrawing" xmlns:w10="urn:schemas-microsoft-com:office:word" xmlns:w="http://schemas.openxmlformats.org/wordprocessingml/2006/main" xmlns:w14="http://schemas.microsoft.com/office/word/2010/wordml" xmlns:w15="http://schemas.microsoft.com/office/word/2012/wordml" xmlns:w16cex="http://schemas.microsoft.com/office/word/2018/wordml/cex" xmlns:w16cid="http://schemas.microsoft.com/office/word/2016/wordml/cid" xmlns:w16="http://schemas.microsoft.com/office/word/2018/wordml" xmlns:w16du="http://schemas.microsoft.com/office/word/2023/wordml/word16du" xmlns:w16sdtdh="http://schemas.microsoft.com/office/word/2020/wordml/sdtdatahash" xmlns:w16sdtfl="http://schemas.microsoft.com/office/word/2024/wordml/sdtformatlock" xmlns:w16se="http://schemas.microsoft.com/office/word/2015/wordml/symex" xmlns:wpg="http://schemas.microsoft.com/office/word/2010/wordprocessingGroup" xmlns:wpi="http://schemas.microsoft.com/office/word/2010/wordprocessingInk" xmlns:wne="http://schemas.microsoft.com/office/word/2006/wordml" xmlns:wps="http://schemas.microsoft.com/office/word/2010/wordprocessingShape" mc:Ignorable="w14 w15 w16se w16cid w16 w16cex w16sdtdh w16sdtfl w16du wp14">
   <w:endnote w:type="separator" w:id="-1">
     <w:p>
       <w:pPr>
@@ -891,7 +923,7 @@
 </file>
 
 <file path=word/footer1.xml><?xml version="1.0" encoding="utf-8"?>
-<w:ftr xmlns:wpc="http://schemas.microsoft.com/office/word/2010/wordprocessingCanvas" xmlns:cx="http://schemas.microsoft.com/office/drawing/2014/chartex" xmlns:cx1="http://schemas.microsoft.com/office/drawing/2015/9/8/chartex" xmlns:cx2="http://schemas.microsoft.com/office/drawing/2015/10/21/chartex" xmlns:cx3="http://schemas.microsoft.com/office/drawing/2016/5/9/chartex" xmlns:cx4="http://schemas.microsoft.com/office/drawing/2016/5/10/chartex" xmlns:cx5="http://schemas.microsoft.com/office/drawing/2016/5/11/chartex" xmlns:cx6="http://schemas.microsoft.com/office/drawing/2016/5/12/chartex" xmlns:cx7="http://schemas.microsoft.com/office/drawing/2016/5/13/chartex" xmlns:cx8="http://schemas.microsoft.com/office/drawing/2016/5/14/chartex" xmlns:mc="http://schemas.openxmlformats.org/markup-compatibility/2006" xmlns:aink="http://schemas.microsoft.com/office/drawing/2016/ink" xmlns:am3d="http://schemas.microsoft.com/office/drawing/2017/model3d" xmlns:o="urn:schemas-microsoft-com:office:office" xmlns:oel="http://schemas.microsoft.com/office/2019/extlst" xmlns:r="http://schemas.openxmlformats.org/officeDocument/2006/relationships" xmlns:m="http://schemas.openxmlformats.org/officeDocument/2006/math" xmlns:v="urn:schemas-microsoft-com:vml" xmlns:wp14="http://schemas.microsoft.com/office/word/2010/wordprocessingDrawing" xmlns:wp="http://schemas.openxmlformats.org/drawingml/2006/wordprocessingDrawing" xmlns:w10="urn:schemas-microsoft-com:office:word" xmlns:w="http://schemas.openxmlformats.org/wordprocessingml/2006/main" xmlns:w14="http://schemas.microsoft.com/office/word/2010/wordml" xmlns:w15="http://schemas.microsoft.com/office/word/2012/wordml" xmlns:w16cex="http://schemas.microsoft.com/office/word/2018/wordml/cex" xmlns:w16cid="http://schemas.microsoft.com/office/word/2016/wordml/cid" xmlns:w16="http://schemas.microsoft.com/office/word/2018/wordml" xmlns:w16sdtdh="http://schemas.microsoft.com/office/word/2020/wordml/sdtdatahash" xmlns:w16se="http://schemas.microsoft.com/office/word/2015/wordml/symex" xmlns:wpg="http://schemas.microsoft.com/office/word/2010/wordprocessingGroup" xmlns:wpi="http://schemas.microsoft.com/office/word/2010/wordprocessingInk" xmlns:wne="http://schemas.microsoft.com/office/word/2006/wordml" xmlns:wps="http://schemas.microsoft.com/office/word/2010/wordprocessingShape" mc:Ignorable="w14 w15 w16se w16cid w16 w16cex w16sdtdh wp14">
+<w:ftr xmlns:wpc="http://schemas.microsoft.com/office/word/2010/wordprocessingCanvas" xmlns:cx="http://schemas.microsoft.com/office/drawing/2014/chartex" xmlns:cx1="http://schemas.microsoft.com/office/drawing/2015/9/8/chartex" xmlns:cx2="http://schemas.microsoft.com/office/drawing/2015/10/21/chartex" xmlns:cx3="http://schemas.microsoft.com/office/drawing/2016/5/9/chartex" xmlns:cx4="http://schemas.microsoft.com/office/drawing/2016/5/10/chartex" xmlns:cx5="http://schemas.microsoft.com/office/drawing/2016/5/11/chartex" xmlns:cx6="http://schemas.microsoft.com/office/drawing/2016/5/12/chartex" xmlns:cx7="http://schemas.microsoft.com/office/drawing/2016/5/13/chartex" xmlns:cx8="http://schemas.microsoft.com/office/drawing/2016/5/14/chartex" xmlns:mc="http://schemas.openxmlformats.org/markup-compatibility/2006" xmlns:aink="http://schemas.microsoft.com/office/drawing/2016/ink" xmlns:am3d="http://schemas.microsoft.com/office/drawing/2017/model3d" xmlns:o="urn:schemas-microsoft-com:office:office" xmlns:oel="http://schemas.microsoft.com/office/2019/extlst" xmlns:r="http://schemas.openxmlformats.org/officeDocument/2006/relationships" xmlns:m="http://schemas.openxmlformats.org/officeDocument/2006/math" xmlns:v="urn:schemas-microsoft-com:vml" xmlns:wp14="http://schemas.microsoft.com/office/word/2010/wordprocessingDrawing" xmlns:wp="http://schemas.openxmlformats.org/drawingml/2006/wordprocessingDrawing" xmlns:w10="urn:schemas-microsoft-com:office:word" xmlns:w="http://schemas.openxmlformats.org/wordprocessingml/2006/main" xmlns:w14="http://schemas.microsoft.com/office/word/2010/wordml" xmlns:w15="http://schemas.microsoft.com/office/word/2012/wordml" xmlns:w16cex="http://schemas.microsoft.com/office/word/2018/wordml/cex" xmlns:w16cid="http://schemas.microsoft.com/office/word/2016/wordml/cid" xmlns:w16="http://schemas.microsoft.com/office/word/2018/wordml" xmlns:w16du="http://schemas.microsoft.com/office/word/2023/wordml/word16du" xmlns:w16sdtdh="http://schemas.microsoft.com/office/word/2020/wordml/sdtdatahash" xmlns:w16sdtfl="http://schemas.microsoft.com/office/word/2024/wordml/sdtformatlock" xmlns:w16se="http://schemas.microsoft.com/office/word/2015/wordml/symex" xmlns:wpg="http://schemas.microsoft.com/office/word/2010/wordprocessingGroup" xmlns:wpi="http://schemas.microsoft.com/office/word/2010/wordprocessingInk" xmlns:wne="http://schemas.microsoft.com/office/word/2006/wordml" xmlns:wps="http://schemas.microsoft.com/office/word/2010/wordprocessingShape" mc:Ignorable="w14 w15 w16se w16cid w16 w16cex w16sdtdh w16sdtfl w16du wp14">
   <w:p>
     <w:pPr>
       <w:pStyle w:val="Footer"/>
@@ -901,7 +933,7 @@
 </file>
 
 <file path=word/footer2.xml><?xml version="1.0" encoding="utf-8"?>
-<w:ftr xmlns:wpc="http://schemas.microsoft.com/office/word/2010/wordprocessingCanvas" xmlns:cx="http://schemas.microsoft.com/office/drawing/2014/chartex" xmlns:cx1="http://schemas.microsoft.com/office/drawing/2015/9/8/chartex" xmlns:cx2="http://schemas.microsoft.com/office/drawing/2015/10/21/chartex" xmlns:cx3="http://schemas.microsoft.com/office/drawing/2016/5/9/chartex" xmlns:cx4="http://schemas.microsoft.com/office/drawing/2016/5/10/chartex" xmlns:cx5="http://schemas.microsoft.com/office/drawing/2016/5/11/chartex" xmlns:cx6="http://schemas.microsoft.com/office/drawing/2016/5/12/chartex" xmlns:cx7="http://schemas.microsoft.com/office/drawing/2016/5/13/chartex" xmlns:cx8="http://schemas.microsoft.com/office/drawing/2016/5/14/chartex" xmlns:mc="http://schemas.openxmlformats.org/markup-compatibility/2006" xmlns:aink="http://schemas.microsoft.com/office/drawing/2016/ink" xmlns:am3d="http://schemas.microsoft.com/office/drawing/2017/model3d" xmlns:o="urn:schemas-microsoft-com:office:office" xmlns:oel="http://schemas.microsoft.com/office/2019/extlst" xmlns:r="http://schemas.openxmlformats.org/officeDocument/2006/relationships" xmlns:m="http://schemas.openxmlformats.org/officeDocument/2006/math" xmlns:v="urn:schemas-microsoft-com:vml" xmlns:wp14="http://schemas.microsoft.com/office/word/2010/wordprocessingDrawing" xmlns:wp="http://schemas.openxmlformats.org/drawingml/2006/wordprocessingDrawing" xmlns:w10="urn:schemas-microsoft-com:office:word" xmlns:w="http://schemas.openxmlformats.org/wordprocessingml/2006/main" xmlns:w14="http://schemas.microsoft.com/office/word/2010/wordml" xmlns:w15="http://schemas.microsoft.com/office/word/2012/wordml" xmlns:w16cex="http://schemas.microsoft.com/office/word/2018/wordml/cex" xmlns:w16cid="http://schemas.microsoft.com/office/word/2016/wordml/cid" xmlns:w16="http://schemas.microsoft.com/office/word/2018/wordml" xmlns:w16sdtdh="http://schemas.microsoft.com/office/word/2020/wordml/sdtdatahash" xmlns:w16se="http://schemas.microsoft.com/office/word/2015/wordml/symex" xmlns:wpg="http://schemas.microsoft.com/office/word/2010/wordprocessingGroup" xmlns:wpi="http://schemas.microsoft.com/office/word/2010/wordprocessingInk" xmlns:wne="http://schemas.microsoft.com/office/word/2006/wordml" xmlns:wps="http://schemas.microsoft.com/office/word/2010/wordprocessingShape" mc:Ignorable="w14 w15 w16se w16cid w16 w16cex w16sdtdh wp14">
+<w:ftr xmlns:wpc="http://schemas.microsoft.com/office/word/2010/wordprocessingCanvas" xmlns:cx="http://schemas.microsoft.com/office/drawing/2014/chartex" xmlns:cx1="http://schemas.microsoft.com/office/drawing/2015/9/8/chartex" xmlns:cx2="http://schemas.microsoft.com/office/drawing/2015/10/21/chartex" xmlns:cx3="http://schemas.microsoft.com/office/drawing/2016/5/9/chartex" xmlns:cx4="http://schemas.microsoft.com/office/drawing/2016/5/10/chartex" xmlns:cx5="http://schemas.microsoft.com/office/drawing/2016/5/11/chartex" xmlns:cx6="http://schemas.microsoft.com/office/drawing/2016/5/12/chartex" xmlns:cx7="http://schemas.microsoft.com/office/drawing/2016/5/13/chartex" xmlns:cx8="http://schemas.microsoft.com/office/drawing/2016/5/14/chartex" xmlns:mc="http://schemas.openxmlformats.org/markup-compatibility/2006" xmlns:aink="http://schemas.microsoft.com/office/drawing/2016/ink" xmlns:am3d="http://schemas.microsoft.com/office/drawing/2017/model3d" xmlns:o="urn:schemas-microsoft-com:office:office" xmlns:oel="http://schemas.microsoft.com/office/2019/extlst" xmlns:r="http://schemas.openxmlformats.org/officeDocument/2006/relationships" xmlns:m="http://schemas.openxmlformats.org/officeDocument/2006/math" xmlns:v="urn:schemas-microsoft-com:vml" xmlns:wp14="http://schemas.microsoft.com/office/word/2010/wordprocessingDrawing" xmlns:wp="http://schemas.openxmlformats.org/drawingml/2006/wordprocessingDrawing" xmlns:w10="urn:schemas-microsoft-com:office:word" xmlns:w="http://schemas.openxmlformats.org/wordprocessingml/2006/main" xmlns:w14="http://schemas.microsoft.com/office/word/2010/wordml" xmlns:w15="http://schemas.microsoft.com/office/word/2012/wordml" xmlns:w16cex="http://schemas.microsoft.com/office/word/2018/wordml/cex" xmlns:w16cid="http://schemas.microsoft.com/office/word/2016/wordml/cid" xmlns:w16="http://schemas.microsoft.com/office/word/2018/wordml" xmlns:w16du="http://schemas.microsoft.com/office/word/2023/wordml/word16du" xmlns:w16sdtdh="http://schemas.microsoft.com/office/word/2020/wordml/sdtdatahash" xmlns:w16sdtfl="http://schemas.microsoft.com/office/word/2024/wordml/sdtformatlock" xmlns:w16se="http://schemas.microsoft.com/office/word/2015/wordml/symex" xmlns:wpg="http://schemas.microsoft.com/office/word/2010/wordprocessingGroup" xmlns:wpi="http://schemas.microsoft.com/office/word/2010/wordprocessingInk" xmlns:wne="http://schemas.microsoft.com/office/word/2006/wordml" xmlns:wps="http://schemas.microsoft.com/office/word/2010/wordprocessingShape" mc:Ignorable="w14 w15 w16se w16cid w16 w16cex w16sdtdh w16sdtfl w16du wp14">
   <w:p>
     <w:pPr>
       <w:pStyle w:val="Footer"/>
@@ -911,7 +943,7 @@
 </file>
 
 <file path=word/footer3.xml><?xml version="1.0" encoding="utf-8"?>
-<w:ftr xmlns:wpc="http://schemas.microsoft.com/office/word/2010/wordprocessingCanvas" xmlns:cx="http://schemas.microsoft.com/office/drawing/2014/chartex" xmlns:cx1="http://schemas.microsoft.com/office/drawing/2015/9/8/chartex" xmlns:cx2="http://schemas.microsoft.com/office/drawing/2015/10/21/chartex" xmlns:cx3="http://schemas.microsoft.com/office/drawing/2016/5/9/chartex" xmlns:cx4="http://schemas.microsoft.com/office/drawing/2016/5/10/chartex" xmlns:cx5="http://schemas.microsoft.com/office/drawing/2016/5/11/chartex" xmlns:cx6="http://schemas.microsoft.com/office/drawing/2016/5/12/chartex" xmlns:cx7="http://schemas.microsoft.com/office/drawing/2016/5/13/chartex" xmlns:cx8="http://schemas.microsoft.com/office/drawing/2016/5/14/chartex" xmlns:mc="http://schemas.openxmlformats.org/markup-compatibility/2006" xmlns:aink="http://schemas.microsoft.com/office/drawing/2016/ink" xmlns:am3d="http://schemas.microsoft.com/office/drawing/2017/model3d" xmlns:o="urn:schemas-microsoft-com:office:office" xmlns:oel="http://schemas.microsoft.com/office/2019/extlst" xmlns:r="http://schemas.openxmlformats.org/officeDocument/2006/relationships" xmlns:m="http://schemas.openxmlformats.org/officeDocument/2006/math" xmlns:v="urn:schemas-microsoft-com:vml" xmlns:wp14="http://schemas.microsoft.com/office/word/2010/wordprocessingDrawing" xmlns:wp="http://schemas.openxmlformats.org/drawingml/2006/wordprocessingDrawing" xmlns:w10="urn:schemas-microsoft-com:office:word" xmlns:w="http://schemas.openxmlformats.org/wordprocessingml/2006/main" xmlns:w14="http://schemas.microsoft.com/office/word/2010/wordml" xmlns:w15="http://schemas.microsoft.com/office/word/2012/wordml" xmlns:w16cex="http://schemas.microsoft.com/office/word/2018/wordml/cex" xmlns:w16cid="http://schemas.microsoft.com/office/word/2016/wordml/cid" xmlns:w16="http://schemas.microsoft.com/office/word/2018/wordml" xmlns:w16sdtdh="http://schemas.microsoft.com/office/word/2020/wordml/sdtdatahash" xmlns:w16se="http://schemas.microsoft.com/office/word/2015/wordml/symex" xmlns:wpg="http://schemas.microsoft.com/office/word/2010/wordprocessingGroup" xmlns:wpi="http://schemas.microsoft.com/office/word/2010/wordprocessingInk" xmlns:wne="http://schemas.microsoft.com/office/word/2006/wordml" xmlns:wps="http://schemas.microsoft.com/office/word/2010/wordprocessingShape" mc:Ignorable="w14 w15 w16se w16cid w16 w16cex w16sdtdh wp14">
+<w:ftr xmlns:wpc="http://schemas.microsoft.com/office/word/2010/wordprocessingCanvas" xmlns:cx="http://schemas.microsoft.com/office/drawing/2014/chartex" xmlns:cx1="http://schemas.microsoft.com/office/drawing/2015/9/8/chartex" xmlns:cx2="http://schemas.microsoft.com/office/drawing/2015/10/21/chartex" xmlns:cx3="http://schemas.microsoft.com/office/drawing/2016/5/9/chartex" xmlns:cx4="http://schemas.microsoft.com/office/drawing/2016/5/10/chartex" xmlns:cx5="http://schemas.microsoft.com/office/drawing/2016/5/11/chartex" xmlns:cx6="http://schemas.microsoft.com/office/drawing/2016/5/12/chartex" xmlns:cx7="http://schemas.microsoft.com/office/drawing/2016/5/13/chartex" xmlns:cx8="http://schemas.microsoft.com/office/drawing/2016/5/14/chartex" xmlns:mc="http://schemas.openxmlformats.org/markup-compatibility/2006" xmlns:aink="http://schemas.microsoft.com/office/drawing/2016/ink" xmlns:am3d="http://schemas.microsoft.com/office/drawing/2017/model3d" xmlns:o="urn:schemas-microsoft-com:office:office" xmlns:oel="http://schemas.microsoft.com/office/2019/extlst" xmlns:r="http://schemas.openxmlformats.org/officeDocument/2006/relationships" xmlns:m="http://schemas.openxmlformats.org/officeDocument/2006/math" xmlns:v="urn:schemas-microsoft-com:vml" xmlns:wp14="http://schemas.microsoft.com/office/word/2010/wordprocessingDrawing" xmlns:wp="http://schemas.openxmlformats.org/drawingml/2006/wordprocessingDrawing" xmlns:w10="urn:schemas-microsoft-com:office:word" xmlns:w="http://schemas.openxmlformats.org/wordprocessingml/2006/main" xmlns:w14="http://schemas.microsoft.com/office/word/2010/wordml" xmlns:w15="http://schemas.microsoft.com/office/word/2012/wordml" xmlns:w16cex="http://schemas.microsoft.com/office/word/2018/wordml/cex" xmlns:w16cid="http://schemas.microsoft.com/office/word/2016/wordml/cid" xmlns:w16="http://schemas.microsoft.com/office/word/2018/wordml" xmlns:w16du="http://schemas.microsoft.com/office/word/2023/wordml/word16du" xmlns:w16sdtdh="http://schemas.microsoft.com/office/word/2020/wordml/sdtdatahash" xmlns:w16sdtfl="http://schemas.microsoft.com/office/word/2024/wordml/sdtformatlock" xmlns:w16se="http://schemas.microsoft.com/office/word/2015/wordml/symex" xmlns:wpg="http://schemas.microsoft.com/office/word/2010/wordprocessingGroup" xmlns:wpi="http://schemas.microsoft.com/office/word/2010/wordprocessingInk" xmlns:wne="http://schemas.microsoft.com/office/word/2006/wordml" xmlns:wps="http://schemas.microsoft.com/office/word/2010/wordprocessingShape" mc:Ignorable="w14 w15 w16se w16cid w16 w16cex w16sdtdh w16sdtfl w16du wp14">
   <w:p>
     <w:pPr>
       <w:pStyle w:val="Footer"/>
@@ -921,7 +953,7 @@
 </file>
 
 <file path=word/footnotes.xml><?xml version="1.0" encoding="utf-8"?>
-<w:footnotes xmlns:wpc="http://schemas.microsoft.com/office/word/2010/wordprocessingCanvas" xmlns:cx="http://schemas.microsoft.com/office/drawing/2014/chartex" xmlns:cx1="http://schemas.microsoft.com/office/drawing/2015/9/8/chartex" xmlns:cx2="http://schemas.microsoft.com/office/drawing/2015/10/21/chartex" xmlns:cx3="http://schemas.microsoft.com/office/drawing/2016/5/9/chartex" xmlns:cx4="http://schemas.microsoft.com/office/drawing/2016/5/10/chartex" xmlns:cx5="http://schemas.microsoft.com/office/drawing/2016/5/11/chartex" xmlns:cx6="http://schemas.microsoft.com/office/drawing/2016/5/12/chartex" xmlns:cx7="http://schemas.microsoft.com/office/drawing/2016/5/13/chartex" xmlns:cx8="http://schemas.microsoft.com/office/drawing/2016/5/14/chartex" xmlns:mc="http://schemas.openxmlformats.org/markup-compatibility/2006" xmlns:aink="http://schemas.microsoft.com/office/drawing/2016/ink" xmlns:am3d="http://schemas.microsoft.com/office/drawing/2017/model3d" xmlns:o="urn:schemas-microsoft-com:office:office" xmlns:oel="http://schemas.microsoft.com/office/2019/extlst" xmlns:r="http://schemas.openxmlformats.org/officeDocument/2006/relationships" xmlns:m="http://schemas.openxmlformats.org/officeDocument/2006/math" xmlns:v="urn:schemas-microsoft-com:vml" xmlns:wp14="http://schemas.microsoft.com/office/word/2010/wordprocessingDrawing" xmlns:wp="http://schemas.openxmlformats.org/drawingml/2006/wordprocessingDrawing" xmlns:w10="urn:schemas-microsoft-com:office:word" xmlns:w="http://schemas.openxmlformats.org/wordprocessingml/2006/main" xmlns:w14="http://schemas.microsoft.com/office/word/2010/wordml" xmlns:w15="http://schemas.microsoft.com/office/word/2012/wordml" xmlns:w16cex="http://schemas.microsoft.com/office/word/2018/wordml/cex" xmlns:w16cid="http://schemas.microsoft.com/office/word/2016/wordml/cid" xmlns:w16="http://schemas.microsoft.com/office/word/2018/wordml" xmlns:w16sdtdh="http://schemas.microsoft.com/office/word/2020/wordml/sdtdatahash" xmlns:w16se="http://schemas.microsoft.com/office/word/2015/wordml/symex" xmlns:wpg="http://schemas.microsoft.com/office/word/2010/wordprocessingGroup" xmlns:wpi="http://schemas.microsoft.com/office/word/2010/wordprocessingInk" xmlns:wne="http://schemas.microsoft.com/office/word/2006/wordml" xmlns:wps="http://schemas.microsoft.com/office/word/2010/wordprocessingShape" mc:Ignorable="w14 w15 w16se w16cid w16 w16cex w16sdtdh wp14">
+<w:footnotes xmlns:wpc="http://schemas.microsoft.com/office/word/2010/wordprocessingCanvas" xmlns:cx="http://schemas.microsoft.com/office/drawing/2014/chartex" xmlns:cx1="http://schemas.microsoft.com/office/drawing/2015/9/8/chartex" xmlns:cx2="http://schemas.microsoft.com/office/drawing/2015/10/21/chartex" xmlns:cx3="http://schemas.microsoft.com/office/drawing/2016/5/9/chartex" xmlns:cx4="http://schemas.microsoft.com/office/drawing/2016/5/10/chartex" xmlns:cx5="http://schemas.microsoft.com/office/drawing/2016/5/11/chartex" xmlns:cx6="http://schemas.microsoft.com/office/drawing/2016/5/12/chartex" xmlns:cx7="http://schemas.microsoft.com/office/drawing/2016/5/13/chartex" xmlns:cx8="http://schemas.microsoft.com/office/drawing/2016/5/14/chartex" xmlns:mc="http://schemas.openxmlformats.org/markup-compatibility/2006" xmlns:aink="http://schemas.microsoft.com/office/drawing/2016/ink" xmlns:am3d="http://schemas.microsoft.com/office/drawing/2017/model3d" xmlns:o="urn:schemas-microsoft-com:office:office" xmlns:oel="http://schemas.microsoft.com/office/2019/extlst" xmlns:r="http://schemas.openxmlformats.org/officeDocument/2006/relationships" xmlns:m="http://schemas.openxmlformats.org/officeDocument/2006/math" xmlns:v="urn:schemas-microsoft-com:vml" xmlns:wp14="http://schemas.microsoft.com/office/word/2010/wordprocessingDrawing" xmlns:wp="http://schemas.openxmlformats.org/drawingml/2006/wordprocessingDrawing" xmlns:w10="urn:schemas-microsoft-com:office:word" xmlns:w="http://schemas.openxmlformats.org/wordprocessingml/2006/main" xmlns:w14="http://schemas.microsoft.com/office/word/2010/wordml" xmlns:w15="http://schemas.microsoft.com/office/word/2012/wordml" xmlns:w16cex="http://schemas.microsoft.com/office/word/2018/wordml/cex" xmlns:w16cid="http://schemas.microsoft.com/office/word/2016/wordml/cid" xmlns:w16="http://schemas.microsoft.com/office/word/2018/wordml" xmlns:w16du="http://schemas.microsoft.com/office/word/2023/wordml/word16du" xmlns:w16sdtdh="http://schemas.microsoft.com/office/word/2020/wordml/sdtdatahash" xmlns:w16sdtfl="http://schemas.microsoft.com/office/word/2024/wordml/sdtformatlock" xmlns:w16se="http://schemas.microsoft.com/office/word/2015/wordml/symex" xmlns:wpg="http://schemas.microsoft.com/office/word/2010/wordprocessingGroup" xmlns:wpi="http://schemas.microsoft.com/office/word/2010/wordprocessingInk" xmlns:wne="http://schemas.microsoft.com/office/word/2006/wordml" xmlns:wps="http://schemas.microsoft.com/office/word/2010/wordprocessingShape" mc:Ignorable="w14 w15 w16se w16cid w16 w16cex w16sdtdh w16sdtfl w16du wp14">
   <w:footnote w:type="separator" w:id="-1">
     <w:p>
       <w:pPr>
@@ -946,7 +978,7 @@
 </file>
 
 <file path=word/header1.xml><?xml version="1.0" encoding="utf-8"?>
-<w:hdr xmlns:wpc="http://schemas.microsoft.com/office/word/2010/wordprocessingCanvas" xmlns:cx="http://schemas.microsoft.com/office/drawing/2014/chartex" xmlns:cx1="http://schemas.microsoft.com/office/drawing/2015/9/8/chartex" xmlns:cx2="http://schemas.microsoft.com/office/drawing/2015/10/21/chartex" xmlns:cx3="http://schemas.microsoft.com/office/drawing/2016/5/9/chartex" xmlns:cx4="http://schemas.microsoft.com/office/drawing/2016/5/10/chartex" xmlns:cx5="http://schemas.microsoft.com/office/drawing/2016/5/11/chartex" xmlns:cx6="http://schemas.microsoft.com/office/drawing/2016/5/12/chartex" xmlns:cx7="http://schemas.microsoft.com/office/drawing/2016/5/13/chartex" xmlns:cx8="http://schemas.microsoft.com/office/drawing/2016/5/14/chartex" xmlns:mc="http://schemas.openxmlformats.org/markup-compatibility/2006" xmlns:aink="http://schemas.microsoft.com/office/drawing/2016/ink" xmlns:am3d="http://schemas.microsoft.com/office/drawing/2017/model3d" xmlns:o="urn:schemas-microsoft-com:office:office" xmlns:oel="http://schemas.microsoft.com/office/2019/extlst" xmlns:r="http://schemas.openxmlformats.org/officeDocument/2006/relationships" xmlns:m="http://schemas.openxmlformats.org/officeDocument/2006/math" xmlns:v="urn:schemas-microsoft-com:vml" xmlns:wp14="http://schemas.microsoft.com/office/word/2010/wordprocessingDrawing" xmlns:wp="http://schemas.openxmlformats.org/drawingml/2006/wordprocessingDrawing" xmlns:w10="urn:schemas-microsoft-com:office:word" xmlns:w="http://schemas.openxmlformats.org/wordprocessingml/2006/main" xmlns:w14="http://schemas.microsoft.com/office/word/2010/wordml" xmlns:w15="http://schemas.microsoft.com/office/word/2012/wordml" xmlns:w16cex="http://schemas.microsoft.com/office/word/2018/wordml/cex" xmlns:w16cid="http://schemas.microsoft.com/office/word/2016/wordml/cid" xmlns:w16="http://schemas.microsoft.com/office/word/2018/wordml" xmlns:w16sdtdh="http://schemas.microsoft.com/office/word/2020/wordml/sdtdatahash" xmlns:w16se="http://schemas.microsoft.com/office/word/2015/wordml/symex" xmlns:wpg="http://schemas.microsoft.com/office/word/2010/wordprocessingGroup" xmlns:wpi="http://schemas.microsoft.com/office/word/2010/wordprocessingInk" xmlns:wne="http://schemas.microsoft.com/office/word/2006/wordml" xmlns:wps="http://schemas.microsoft.com/office/word/2010/wordprocessingShape" mc:Ignorable="w14 w15 w16se w16cid w16 w16cex w16sdtdh wp14">
+<w:hdr xmlns:wpc="http://schemas.microsoft.com/office/word/2010/wordprocessingCanvas" xmlns:cx="http://schemas.microsoft.com/office/drawing/2014/chartex" xmlns:cx1="http://schemas.microsoft.com/office/drawing/2015/9/8/chartex" xmlns:cx2="http://schemas.microsoft.com/office/drawing/2015/10/21/chartex" xmlns:cx3="http://schemas.microsoft.com/office/drawing/2016/5/9/chartex" xmlns:cx4="http://schemas.microsoft.com/office/drawing/2016/5/10/chartex" xmlns:cx5="http://schemas.microsoft.com/office/drawing/2016/5/11/chartex" xmlns:cx6="http://schemas.microsoft.com/office/drawing/2016/5/12/chartex" xmlns:cx7="http://schemas.microsoft.com/office/drawing/2016/5/13/chartex" xmlns:cx8="http://schemas.microsoft.com/office/drawing/2016/5/14/chartex" xmlns:mc="http://schemas.openxmlformats.org/markup-compatibility/2006" xmlns:aink="http://schemas.microsoft.com/office/drawing/2016/ink" xmlns:am3d="http://schemas.microsoft.com/office/drawing/2017/model3d" xmlns:o="urn:schemas-microsoft-com:office:office" xmlns:oel="http://schemas.microsoft.com/office/2019/extlst" xmlns:r="http://schemas.openxmlformats.org/officeDocument/2006/relationships" xmlns:m="http://schemas.openxmlformats.org/officeDocument/2006/math" xmlns:v="urn:schemas-microsoft-com:vml" xmlns:wp14="http://schemas.microsoft.com/office/word/2010/wordprocessingDrawing" xmlns:wp="http://schemas.openxmlformats.org/drawingml/2006/wordprocessingDrawing" xmlns:w10="urn:schemas-microsoft-com:office:word" xmlns:w="http://schemas.openxmlformats.org/wordprocessingml/2006/main" xmlns:w14="http://schemas.microsoft.com/office/word/2010/wordml" xmlns:w15="http://schemas.microsoft.com/office/word/2012/wordml" xmlns:w16cex="http://schemas.microsoft.com/office/word/2018/wordml/cex" xmlns:w16cid="http://schemas.microsoft.com/office/word/2016/wordml/cid" xmlns:w16="http://schemas.microsoft.com/office/word/2018/wordml" xmlns:w16du="http://schemas.microsoft.com/office/word/2023/wordml/word16du" xmlns:w16sdtdh="http://schemas.microsoft.com/office/word/2020/wordml/sdtdatahash" xmlns:w16sdtfl="http://schemas.microsoft.com/office/word/2024/wordml/sdtformatlock" xmlns:w16se="http://schemas.microsoft.com/office/word/2015/wordml/symex" xmlns:wpg="http://schemas.microsoft.com/office/word/2010/wordprocessingGroup" xmlns:wpi="http://schemas.microsoft.com/office/word/2010/wordprocessingInk" xmlns:wne="http://schemas.microsoft.com/office/word/2006/wordml" xmlns:wps="http://schemas.microsoft.com/office/word/2010/wordprocessingShape" mc:Ignorable="w14 w15 w16se w16cid w16 w16cex w16sdtdh w16sdtfl w16du wp14">
   <w:p>
     <w:pPr>
       <w:pStyle w:val="Header"/>
@@ -956,7 +988,7 @@
 </file>
 
 <file path=word/header2.xml><?xml version="1.0" encoding="utf-8"?>
-<w:hdr xmlns:wpc="http://schemas.microsoft.com/office/word/2010/wordprocessingCanvas" xmlns:cx="http://schemas.microsoft.com/office/drawing/2014/chartex" xmlns:cx1="http://schemas.microsoft.com/office/drawing/2015/9/8/chartex" xmlns:cx2="http://schemas.microsoft.com/office/drawing/2015/10/21/chartex" xmlns:cx3="http://schemas.microsoft.com/office/drawing/2016/5/9/chartex" xmlns:cx4="http://schemas.microsoft.com/office/drawing/2016/5/10/chartex" xmlns:cx5="http://schemas.microsoft.com/office/drawing/2016/5/11/chartex" xmlns:cx6="http://schemas.microsoft.com/office/drawing/2016/5/12/chartex" xmlns:cx7="http://schemas.microsoft.com/office/drawing/2016/5/13/chartex" xmlns:cx8="http://schemas.microsoft.com/office/drawing/2016/5/14/chartex" xmlns:mc="http://schemas.openxmlformats.org/markup-compatibility/2006" xmlns:aink="http://schemas.microsoft.com/office/drawing/2016/ink" xmlns:am3d="http://schemas.microsoft.com/office/drawing/2017/model3d" xmlns:o="urn:schemas-microsoft-com:office:office" xmlns:oel="http://schemas.microsoft.com/office/2019/extlst" xmlns:r="http://schemas.openxmlformats.org/officeDocument/2006/relationships" xmlns:m="http://schemas.openxmlformats.org/officeDocument/2006/math" xmlns:v="urn:schemas-microsoft-com:vml" xmlns:wp14="http://schemas.microsoft.com/office/word/2010/wordprocessingDrawing" xmlns:wp="http://schemas.openxmlformats.org/drawingml/2006/wordprocessingDrawing" xmlns:w10="urn:schemas-microsoft-com:office:word" xmlns:w="http://schemas.openxmlformats.org/wordprocessingml/2006/main" xmlns:w14="http://schemas.microsoft.com/office/word/2010/wordml" xmlns:w15="http://schemas.microsoft.com/office/word/2012/wordml" xmlns:w16cex="http://schemas.microsoft.com/office/word/2018/wordml/cex" xmlns:w16cid="http://schemas.microsoft.com/office/word/2016/wordml/cid" xmlns:w16="http://schemas.microsoft.com/office/word/2018/wordml" xmlns:w16sdtdh="http://schemas.microsoft.com/office/word/2020/wordml/sdtdatahash" xmlns:w16se="http://schemas.microsoft.com/office/word/2015/wordml/symex" xmlns:wpg="http://schemas.microsoft.com/office/word/2010/wordprocessingGroup" xmlns:wpi="http://schemas.microsoft.com/office/word/2010/wordprocessingInk" xmlns:wne="http://schemas.microsoft.com/office/word/2006/wordml" xmlns:wps="http://schemas.microsoft.com/office/word/2010/wordprocessingShape" mc:Ignorable="w14 w15 w16se w16cid w16 w16cex w16sdtdh wp14">
+<w:hdr xmlns:wpc="http://schemas.microsoft.com/office/word/2010/wordprocessingCanvas" xmlns:cx="http://schemas.microsoft.com/office/drawing/2014/chartex" xmlns:cx1="http://schemas.microsoft.com/office/drawing/2015/9/8/chartex" xmlns:cx2="http://schemas.microsoft.com/office/drawing/2015/10/21/chartex" xmlns:cx3="http://schemas.microsoft.com/office/drawing/2016/5/9/chartex" xmlns:cx4="http://schemas.microsoft.com/office/drawing/2016/5/10/chartex" xmlns:cx5="http://schemas.microsoft.com/office/drawing/2016/5/11/chartex" xmlns:cx6="http://schemas.microsoft.com/office/drawing/2016/5/12/chartex" xmlns:cx7="http://schemas.microsoft.com/office/drawing/2016/5/13/chartex" xmlns:cx8="http://schemas.microsoft.com/office/drawing/2016/5/14/chartex" xmlns:mc="http://schemas.openxmlformats.org/markup-compatibility/2006" xmlns:aink="http://schemas.microsoft.com/office/drawing/2016/ink" xmlns:am3d="http://schemas.microsoft.com/office/drawing/2017/model3d" xmlns:o="urn:schemas-microsoft-com:office:office" xmlns:oel="http://schemas.microsoft.com/office/2019/extlst" xmlns:r="http://schemas.openxmlformats.org/officeDocument/2006/relationships" xmlns:m="http://schemas.openxmlformats.org/officeDocument/2006/math" xmlns:v="urn:schemas-microsoft-com:vml" xmlns:wp14="http://schemas.microsoft.com/office/word/2010/wordprocessingDrawing" xmlns:wp="http://schemas.openxmlformats.org/drawingml/2006/wordprocessingDrawing" xmlns:w10="urn:schemas-microsoft-com:office:word" xmlns:w="http://schemas.openxmlformats.org/wordprocessingml/2006/main" xmlns:w14="http://schemas.microsoft.com/office/word/2010/wordml" xmlns:w15="http://schemas.microsoft.com/office/word/2012/wordml" xmlns:w16cex="http://schemas.microsoft.com/office/word/2018/wordml/cex" xmlns:w16cid="http://schemas.microsoft.com/office/word/2016/wordml/cid" xmlns:w16="http://schemas.microsoft.com/office/word/2018/wordml" xmlns:w16du="http://schemas.microsoft.com/office/word/2023/wordml/word16du" xmlns:w16sdtdh="http://schemas.microsoft.com/office/word/2020/wordml/sdtdatahash" xmlns:w16sdtfl="http://schemas.microsoft.com/office/word/2024/wordml/sdtformatlock" xmlns:w16se="http://schemas.microsoft.com/office/word/2015/wordml/symex" xmlns:wpg="http://schemas.microsoft.com/office/word/2010/wordprocessingGroup" xmlns:wpi="http://schemas.microsoft.com/office/word/2010/wordprocessingInk" xmlns:wne="http://schemas.microsoft.com/office/word/2006/wordml" xmlns:wps="http://schemas.microsoft.com/office/word/2010/wordprocessingShape" mc:Ignorable="w14 w15 w16se w16cid w16 w16cex w16sdtdh w16sdtfl w16du wp14">
   <w:p>
     <w:pPr>
       <w:pStyle w:val="Header"/>
@@ -967,7 +999,7 @@
 </file>
 
 <file path=word/header3.xml><?xml version="1.0" encoding="utf-8"?>
-<w:hdr xmlns:wpc="http://schemas.microsoft.com/office/word/2010/wordprocessingCanvas" xmlns:cx="http://schemas.microsoft.com/office/drawing/2014/chartex" xmlns:cx1="http://schemas.microsoft.com/office/drawing/2015/9/8/chartex" xmlns:cx2="http://schemas.microsoft.com/office/drawing/2015/10/21/chartex" xmlns:cx3="http://schemas.microsoft.com/office/drawing/2016/5/9/chartex" xmlns:cx4="http://schemas.microsoft.com/office/drawing/2016/5/10/chartex" xmlns:cx5="http://schemas.microsoft.com/office/drawing/2016/5/11/chartex" xmlns:cx6="http://schemas.microsoft.com/office/drawing/2016/5/12/chartex" xmlns:cx7="http://schemas.microsoft.com/office/drawing/2016/5/13/chartex" xmlns:cx8="http://schemas.microsoft.com/office/drawing/2016/5/14/chartex" xmlns:mc="http://schemas.openxmlformats.org/markup-compatibility/2006" xmlns:aink="http://schemas.microsoft.com/office/drawing/2016/ink" xmlns:am3d="http://schemas.microsoft.com/office/drawing/2017/model3d" xmlns:o="urn:schemas-microsoft-com:office:office" xmlns:oel="http://schemas.microsoft.com/office/2019/extlst" xmlns:r="http://schemas.openxmlformats.org/officeDocument/2006/relationships" xmlns:m="http://schemas.openxmlformats.org/officeDocument/2006/math" xmlns:v="urn:schemas-microsoft-com:vml" xmlns:wp14="http://schemas.microsoft.com/office/word/2010/wordprocessingDrawing" xmlns:wp="http://schemas.openxmlformats.org/drawingml/2006/wordprocessingDrawing" xmlns:w10="urn:schemas-microsoft-com:office:word" xmlns:w="http://schemas.openxmlformats.org/wordprocessingml/2006/main" xmlns:w14="http://schemas.microsoft.com/office/word/2010/wordml" xmlns:w15="http://schemas.microsoft.com/office/word/2012/wordml" xmlns:w16cex="http://schemas.microsoft.com/office/word/2018/wordml/cex" xmlns:w16cid="http://schemas.microsoft.com/office/word/2016/wordml/cid" xmlns:w16="http://schemas.microsoft.com/office/word/2018/wordml" xmlns:w16sdtdh="http://schemas.microsoft.com/office/word/2020/wordml/sdtdatahash" xmlns:w16se="http://schemas.microsoft.com/office/word/2015/wordml/symex" xmlns:wpg="http://schemas.microsoft.com/office/word/2010/wordprocessingGroup" xmlns:wpi="http://schemas.microsoft.com/office/word/2010/wordprocessingInk" xmlns:wne="http://schemas.microsoft.com/office/word/2006/wordml" xmlns:wps="http://schemas.microsoft.com/office/word/2010/wordprocessingShape" mc:Ignorable="w14 w15 w16se w16cid w16 w16cex w16sdtdh wp14">
+<w:hdr xmlns:wpc="http://schemas.microsoft.com/office/word/2010/wordprocessingCanvas" xmlns:cx="http://schemas.microsoft.com/office/drawing/2014/chartex" xmlns:cx1="http://schemas.microsoft.com/office/drawing/2015/9/8/chartex" xmlns:cx2="http://schemas.microsoft.com/office/drawing/2015/10/21/chartex" xmlns:cx3="http://schemas.microsoft.com/office/drawing/2016/5/9/chartex" xmlns:cx4="http://schemas.microsoft.com/office/drawing/2016/5/10/chartex" xmlns:cx5="http://schemas.microsoft.com/office/drawing/2016/5/11/chartex" xmlns:cx6="http://schemas.microsoft.com/office/drawing/2016/5/12/chartex" xmlns:cx7="http://schemas.microsoft.com/office/drawing/2016/5/13/chartex" xmlns:cx8="http://schemas.microsoft.com/office/drawing/2016/5/14/chartex" xmlns:mc="http://schemas.openxmlformats.org/markup-compatibility/2006" xmlns:aink="http://schemas.microsoft.com/office/drawing/2016/ink" xmlns:am3d="http://schemas.microsoft.com/office/drawing/2017/model3d" xmlns:o="urn:schemas-microsoft-com:office:office" xmlns:oel="http://schemas.microsoft.com/office/2019/extlst" xmlns:r="http://schemas.openxmlformats.org/officeDocument/2006/relationships" xmlns:m="http://schemas.openxmlformats.org/officeDocument/2006/math" xmlns:v="urn:schemas-microsoft-com:vml" xmlns:wp14="http://schemas.microsoft.com/office/word/2010/wordprocessingDrawing" xmlns:wp="http://schemas.openxmlformats.org/drawingml/2006/wordprocessingDrawing" xmlns:w10="urn:schemas-microsoft-com:office:word" xmlns:w="http://schemas.openxmlformats.org/wordprocessingml/2006/main" xmlns:w14="http://schemas.microsoft.com/office/word/2010/wordml" xmlns:w15="http://schemas.microsoft.com/office/word/2012/wordml" xmlns:w16cex="http://schemas.microsoft.com/office/word/2018/wordml/cex" xmlns:w16cid="http://schemas.microsoft.com/office/word/2016/wordml/cid" xmlns:w16="http://schemas.microsoft.com/office/word/2018/wordml" xmlns:w16du="http://schemas.microsoft.com/office/word/2023/wordml/word16du" xmlns:w16sdtdh="http://schemas.microsoft.com/office/word/2020/wordml/sdtdatahash" xmlns:w16sdtfl="http://schemas.microsoft.com/office/word/2024/wordml/sdtformatlock" xmlns:w16se="http://schemas.microsoft.com/office/word/2015/wordml/symex" xmlns:wpg="http://schemas.microsoft.com/office/word/2010/wordprocessingGroup" xmlns:wpi="http://schemas.microsoft.com/office/word/2010/wordprocessingInk" xmlns:wne="http://schemas.microsoft.com/office/word/2006/wordml" xmlns:wps="http://schemas.microsoft.com/office/word/2010/wordprocessingShape" mc:Ignorable="w14 w15 w16se w16cid w16 w16cex w16sdtdh w16sdtfl w16du wp14">
   <w:p>
     <w:pPr>
       <w:pStyle w:val="Header"/>
@@ -976,7 +1008,7 @@
     <w:r>
       <w:tab/>
       <w:tab/>
-      <w:t>2026-06-17</w:t>
+      <w:t>2026-06-18</w:t>
       <w:br/>
       <w:br/>
     </w:r>
@@ -993,7 +1025,7 @@
 </file>
 
 <file path=word/numbering.xml><?xml version="1.0" encoding="utf-8"?>
-<w:numbering xmlns:wpc="http://schemas.microsoft.com/office/word/2010/wordprocessingCanvas" xmlns:cx="http://schemas.microsoft.com/office/drawing/2014/chartex" xmlns:cx1="http://schemas.microsoft.com/office/drawing/2015/9/8/chartex" xmlns:cx2="http://schemas.microsoft.com/office/drawing/2015/10/21/chartex" xmlns:cx3="http://schemas.microsoft.com/office/drawing/2016/5/9/chartex" xmlns:cx4="http://schemas.microsoft.com/office/drawing/2016/5/10/chartex" xmlns:cx5="http://schemas.microsoft.com/office/drawing/2016/5/11/chartex" xmlns:cx6="http://schemas.microsoft.com/office/drawing/2016/5/12/chartex" xmlns:cx7="http://schemas.microsoft.com/office/drawing/2016/5/13/chartex" xmlns:cx8="http://schemas.microsoft.com/office/drawing/2016/5/14/chartex" xmlns:mc="http://schemas.openxmlformats.org/markup-compatibility/2006" xmlns:aink="http://schemas.microsoft.com/office/drawing/2016/ink" xmlns:am3d="http://schemas.microsoft.com/office/drawing/2017/model3d" xmlns:o="urn:schemas-microsoft-com:office:office" xmlns:oel="http://schemas.microsoft.com/office/2019/extlst" xmlns:r="http://schemas.openxmlformats.org/officeDocument/2006/relationships" xmlns:m="http://schemas.openxmlformats.org/officeDocument/2006/math" xmlns:v="urn:schemas-microsoft-com:vml" xmlns:wp14="http://schemas.microsoft.com/office/word/2010/wordprocessingDrawing" xmlns:wp="http://schemas.openxmlformats.org/drawingml/2006/wordprocessingDrawing" xmlns:w10="urn:schemas-microsoft-com:office:word" xmlns:w="http://schemas.openxmlformats.org/wordprocessingml/2006/main" xmlns:w14="http://schemas.microsoft.com/office/word/2010/wordml" xmlns:w15="http://schemas.microsoft.com/office/word/2012/wordml" xmlns:w16cex="http://schemas.microsoft.com/office/word/2018/wordml/cex" xmlns:w16cid="http://schemas.microsoft.com/office/word/2016/wordml/cid" xmlns:w16="http://schemas.microsoft.com/office/word/2018/wordml" xmlns:w16sdtdh="http://schemas.microsoft.com/office/word/2020/wordml/sdtdatahash" xmlns:w16se="http://schemas.microsoft.com/office/word/2015/wordml/symex" xmlns:wpg="http://schemas.microsoft.com/office/word/2010/wordprocessingGroup" xmlns:wpi="http://schemas.microsoft.com/office/word/2010/wordprocessingInk" xmlns:wne="http://schemas.microsoft.com/office/word/2006/wordml" xmlns:wps="http://schemas.microsoft.com/office/word/2010/wordprocessingShape" mc:Ignorable="w14 w15 w16se w16cid w16 w16cex w16sdtdh wp14">
+<w:numbering xmlns:wpc="http://schemas.microsoft.com/office/word/2010/wordprocessingCanvas" xmlns:cx="http://schemas.microsoft.com/office/drawing/2014/chartex" xmlns:cx1="http://schemas.microsoft.com/office/drawing/2015/9/8/chartex" xmlns:cx2="http://schemas.microsoft.com/office/drawing/2015/10/21/chartex" xmlns:cx3="http://schemas.microsoft.com/office/drawing/2016/5/9/chartex" xmlns:cx4="http://schemas.microsoft.com/office/drawing/2016/5/10/chartex" xmlns:cx5="http://schemas.microsoft.com/office/drawing/2016/5/11/chartex" xmlns:cx6="http://schemas.microsoft.com/office/drawing/2016/5/12/chartex" xmlns:cx7="http://schemas.microsoft.com/office/drawing/2016/5/13/chartex" xmlns:cx8="http://schemas.microsoft.com/office/drawing/2016/5/14/chartex" xmlns:mc="http://schemas.openxmlformats.org/markup-compatibility/2006" xmlns:aink="http://schemas.microsoft.com/office/drawing/2016/ink" xmlns:am3d="http://schemas.microsoft.com/office/drawing/2017/model3d" xmlns:o="urn:schemas-microsoft-com:office:office" xmlns:oel="http://schemas.microsoft.com/office/2019/extlst" xmlns:r="http://schemas.openxmlformats.org/officeDocument/2006/relationships" xmlns:m="http://schemas.openxmlformats.org/officeDocument/2006/math" xmlns:v="urn:schemas-microsoft-com:vml" xmlns:wp14="http://schemas.microsoft.com/office/word/2010/wordprocessingDrawing" xmlns:wp="http://schemas.openxmlformats.org/drawingml/2006/wordprocessingDrawing" xmlns:w10="urn:schemas-microsoft-com:office:word" xmlns:w="http://schemas.openxmlformats.org/wordprocessingml/2006/main" xmlns:w14="http://schemas.microsoft.com/office/word/2010/wordml" xmlns:w15="http://schemas.microsoft.com/office/word/2012/wordml" xmlns:w16cex="http://schemas.microsoft.com/office/word/2018/wordml/cex" xmlns:w16cid="http://schemas.microsoft.com/office/word/2016/wordml/cid" xmlns:w16="http://schemas.microsoft.com/office/word/2018/wordml" xmlns:w16du="http://schemas.microsoft.com/office/word/2023/wordml/word16du" xmlns:w16sdtdh="http://schemas.microsoft.com/office/word/2020/wordml/sdtdatahash" xmlns:w16sdtfl="http://schemas.microsoft.com/office/word/2024/wordml/sdtformatlock" xmlns:w16se="http://schemas.microsoft.com/office/word/2015/wordml/symex" xmlns:wpg="http://schemas.microsoft.com/office/word/2010/wordprocessingGroup" xmlns:wpi="http://schemas.microsoft.com/office/word/2010/wordprocessingInk" xmlns:wne="http://schemas.microsoft.com/office/word/2006/wordml" xmlns:wps="http://schemas.microsoft.com/office/word/2010/wordprocessingShape" mc:Ignorable="w14 w15 w16se w16cid w16 w16cex w16sdtdh w16sdtfl w16du wp14">
   <w:abstractNum w:abstractNumId="0" w15:restartNumberingAfterBreak="0">
     <w:nsid w:val="FFFFFF7C"/>
     <w:multiLevelType w:val="singleLevel"/>
@@ -1196,7 +1228,7 @@
 </file>
 
 <file path=word/styles.xml><?xml version="1.0" encoding="utf-8"?>
-<w:styles xmlns:mc="http://schemas.openxmlformats.org/markup-compatibility/2006" xmlns:r="http://schemas.openxmlformats.org/officeDocument/2006/relationships" xmlns:w="http://schemas.openxmlformats.org/wordprocessingml/2006/main" xmlns:w14="http://schemas.microsoft.com/office/word/2010/wordml" xmlns:w15="http://schemas.microsoft.com/office/word/2012/wordml" xmlns:w16cex="http://schemas.microsoft.com/office/word/2018/wordml/cex" xmlns:w16cid="http://schemas.microsoft.com/office/word/2016/wordml/cid" xmlns:w16="http://schemas.microsoft.com/office/word/2018/wordml" xmlns:w16sdtdh="http://schemas.microsoft.com/office/word/2020/wordml/sdtdatahash" xmlns:w16se="http://schemas.microsoft.com/office/word/2015/wordml/symex" mc:Ignorable="w14 w15 w16se w16cid w16 w16cex w16sdtdh">
+<w:styles xmlns:mc="http://schemas.openxmlformats.org/markup-compatibility/2006" xmlns:r="http://schemas.openxmlformats.org/officeDocument/2006/relationships" xmlns:w="http://schemas.openxmlformats.org/wordprocessingml/2006/main" xmlns:w14="http://schemas.microsoft.com/office/word/2010/wordml" xmlns:w15="http://schemas.microsoft.com/office/word/2012/wordml" xmlns:w16cex="http://schemas.microsoft.com/office/word/2018/wordml/cex" xmlns:w16cid="http://schemas.microsoft.com/office/word/2016/wordml/cid" xmlns:w16="http://schemas.microsoft.com/office/word/2018/wordml" xmlns:w16du="http://schemas.microsoft.com/office/word/2023/wordml/word16du" xmlns:w16sdtdh="http://schemas.microsoft.com/office/word/2020/wordml/sdtdatahash" xmlns:w16sdtfl="http://schemas.microsoft.com/office/word/2024/wordml/sdtformatlock" xmlns:w16se="http://schemas.microsoft.com/office/word/2015/wordml/symex" mc:Ignorable="w14 w15 w16se w16cid w16 w16cex w16sdtdh w16sdtfl w16du">
   <w:docDefaults>
     <w:rPrDefault>
       <w:rPr>
@@ -1954,7 +1986,7 @@
     <w:link w:val="TitleChar"/>
     <w:uiPriority w:val="10"/>
     <w:qFormat/>
-    <w:rsid w:val="007106C8"/>
+    <w:rsid w:val="00E854FA"/>
     <w:pPr>
       <w:spacing w:after="300" w:line="240" w:lineRule="auto"/>
       <w:contextualSpacing/>
@@ -1964,7 +1996,7 @@
       <w:rFonts w:eastAsiaTheme="majorEastAsia" w:cstheme="majorBidi"/>
       <w:spacing w:val="5"/>
       <w:kern w:val="28"/>
-      <w:sz w:val="52"/>
+      <w:sz w:val="40"/>
       <w:szCs w:val="52"/>
       <w:lang w:val="sv-SE" w:eastAsia="en-US" w:bidi="ar-SA"/>
     </w:rPr>
@@ -1974,12 +2006,12 @@
     <w:basedOn w:val="DefaultParagraphFont"/>
     <w:link w:val="Title"/>
     <w:uiPriority w:val="10"/>
-    <w:rsid w:val="007106C8"/>
+    <w:rsid w:val="00E854FA"/>
     <w:rPr>
       <w:rFonts w:ascii="Times New Roman" w:eastAsiaTheme="majorEastAsia" w:hAnsi="Times New Roman" w:cstheme="majorBidi"/>
       <w:spacing w:val="5"/>
       <w:kern w:val="28"/>
-      <w:sz w:val="52"/>
+      <w:sz w:val="40"/>
       <w:szCs w:val="52"/>
       <w:lang w:val="sv-SE" w:eastAsia="en-US" w:bidi="ar-SA"/>
     </w:rPr>

--- a/klagomål/A 23899-2026 FSC-klagomål.docx
+++ b/klagomål/A 23899-2026 FSC-klagomål.docx
@@ -1008,7 +1008,7 @@
     <w:r>
       <w:tab/>
       <w:tab/>
-      <w:t>2026-06-18</w:t>
+      <w:t>2026-06-19</w:t>
       <w:br/>
       <w:br/>
     </w:r>

--- a/klagomål/A 23899-2026 FSC-klagomål.docx
+++ b/klagomål/A 23899-2026 FSC-klagomål.docx
@@ -1008,7 +1008,7 @@
     <w:r>
       <w:tab/>
       <w:tab/>
-      <w:t>2026-06-19</w:t>
+      <w:t>2026-06-20</w:t>
       <w:br/>
       <w:br/>
     </w:r>

--- a/klagomål/A 23899-2026 FSC-klagomål.docx
+++ b/klagomål/A 23899-2026 FSC-klagomål.docx
@@ -168,38 +168,7 @@
     </w:p>
     <w:p>
       <w:r>
-        <w:t>Detta dokument behandlar höga naturvärden i avverkningsanmälan A 23899-2026 i Uppsala kommun som inkom 2026-05-25 och omfattar 3,4 ha.</w:t>
-      </w:r>
-    </w:p>
-    <w:p>
-      <w:r>
-        <w:t>Nedan presenteras fynd av naturvårdsarter och fridlysta arter som gjorts i det avverkningsanmälda området, samt relevanta utdrag ur standarderna för FSC, Chain of Custody, Controlled Wood och PEFC. I BILAGA 1 finns artfakta om fridlysta arter.</w:t>
-      </w:r>
-    </w:p>
-    <w:p>
-      <w:r>
-        <w:t>Vi förväntar oss att ni återkommer med ett skriftligt svar på vårt klagomål och även beskriver vilka korrigerande åtgärder ni satt in för att rätta till identifierade brister i er efterlevnad av den svenska FSC standarden.</w:t>
-      </w:r>
-    </w:p>
-    <w:p>
-      <w:pPr>
-        <w:pStyle w:val="Heading1"/>
-      </w:pPr>
-      <w:r>
-        <w:t>Naturvårdsarter</w:t>
-      </w:r>
-    </w:p>
-    <w:p>
-      <w:r>
-        <w:t>I och inom 22 meter från avverkningsanmälan har följande 5 naturvårdsarter hittats: ullticka (NT, T), grön sköldmossa (S, T, §8), vanlig flatbagge (S, T), vedticka (S, T) och vanlig padda (§6). Av dessa är 1 rödlistade. För rödlistade arter har rödlistekategorin angivits inom parentes. Arter som är signalarter enligt Skogsstyrelsen har markerats med (S). Typiska arter inom Natura 2000 som är kopplade till skogsekosystem har markerats med (T). För fridlysta arter anges även paragrafen i Artskyddsförordningen som arten är fridlyst enligt.</w:t>
-      </w:r>
-    </w:p>
-    <w:p>
-      <w:r>
-        <w:t>De påträffade naturvårdsarterna är ett tydligt kvitto på att det rör sig om en skog med höga naturvärden.</w:t>
-      </w:r>
-      <w:r>
-        <w:t xml:space="preserve"> I Figur 1 visas fyndplatser för naturvårdsarter i området, som finns registrerade på Artportalen.</w:t>
+        <w:t>Detta klagomål behandlar höga naturvärden i avverkningsanmälan A 23899-2026 i Uppsala kommun som inkom 2026-05-25 och omfattar 3,4 ha.</w:t>
       </w:r>
     </w:p>
     <w:p>
@@ -247,20 +216,91 @@
         <w:spacing w:after="240"/>
       </w:pPr>
       <w:r>
-        <w:t>Figur 1. Fyndplatser för naturvårdsarter i och inom 22 meter från avverkningsanmälan (röd linje). Markörer utan svart kant är placerade på fyndplatsen. Markörer med svart kant är placerade vid sidan av fyndplatsen och har ett svart streck som visar fyndplatsens exakta position. Kartans mittpunktskoordinat är N 6643642, E 667678 i SWEREF 99 TM.</w:t>
+        <w:t>Figur 1. Fyndplatser för naturvårdsarter i och inom 22 meter från avverkningsanmälan. Markörer utan svart kant är placerade på fyndplatsen. Markörer med svart kant är placerade vid sidan av fyndplatsen har ett svart streck som visar fyndplatsens exakta position. Kartans mittpunktskoordinat är N 6643642, E 667678 i SWEREF 99 TM.</w:t>
+      </w:r>
+    </w:p>
+    <w:p>
+      <w:r>
+        <w:t>I och inom 22 meter från avverkningsanmälan finns fynd av 5 naturvårdsarter, varav 1 är rödlistad, 2 är fridlysta, 4 är typiska (T) och 3 är signalarter (S): ullticka (NT, T), grön sköldmossa (S, T, §8), vanlig flatbagge (S, T), vedticka (S, T) och vanlig padda (§6). Se Figur 1.</w:t>
+      </w:r>
+    </w:p>
+    <w:p>
+      <w:r>
+        <w:t>Nedan presenteras relevanta utdrag ur standarderna för FSC, Chain of Custody, Controlled Wood och PEFC.</w:t>
+      </w:r>
+    </w:p>
+    <w:p>
+      <w:r>
+        <w:t>Vi förväntar oss att ni återkommer med ett skriftligt svar på vårt klagomål och även beskriver vilka korrigerande åtgärder ni satt in för att rätta till identifierade brister i er efterlevnad av den svenska FSC standarden.</w:t>
       </w:r>
     </w:p>
     <w:p>
       <w:pPr>
-        <w:pStyle w:val="Heading2"/>
+        <w:pStyle w:val="Heading1"/>
       </w:pPr>
       <w:r>
-        <w:t>Fridlysta arter</w:t>
+        <w:t>Naturvårdsarter och fridlysta arter</w:t>
       </w:r>
     </w:p>
     <w:p>
       <w:r>
-        <w:t>Följande fridlysta arter har sina livsmiljöer och växtplatser i den avverkningsanmälda skogen: grön sköldmossa (S, T, §8) och vanlig padda (§6).</w:t>
+        <w:t>Nedan följer beskrivningar av de naturvårdsarter och fridlysta arter som har sina livsmiljöer och växtplatser i den avverkningsanmälda skogen. Se även ytterligare artfakta i BILAGA 1. De påträffade naturvårdsarterna är ett tydligt kvitto på att det rör sig om en skog med höga naturvärden.</w:t>
+      </w:r>
+    </w:p>
+    <w:p>
+      <w:r>
+        <w:rPr>
+          <w:b/>
+        </w:rPr>
+        <w:t>Ullticka (NT)</w:t>
+      </w:r>
+      <w:r>
+        <w:t xml:space="preserve"> är knuten till restbestånd av barrnaturskog och förekommer med ett tydligt optimum i orörda eller måttligt påverkade gamla granskogar där det föreligger viss kontinuitet av grov död ved. Ullticka är en bra signalart inom hela sitt utbredningsområde och i södra Sverige är den sällsynt och en god signalart för skyddsvärda granskogsmiljöer. Den hotas av avverkning och fragmentering av naturskog och äldre granskog med lång trädkontinuitet. På ullticka kan ibland ulltickeporing (VU) påträffas - det är en sällsynt ticka som nyligen delats upp i de tre olika arterna ulltickeporing </w:t>
+      </w:r>
+      <w:r>
+        <w:rPr>
+          <w:i/>
+        </w:rPr>
+        <w:t xml:space="preserve">Skeletocutis brevispora </w:t>
+      </w:r>
+      <w:r>
+        <w:t>(VU)</w:t>
+      </w:r>
+      <w:r>
+        <w:rPr>
+          <w:i/>
+        </w:rPr>
+        <w:t>, Skeletocutis delicata</w:t>
+      </w:r>
+      <w:r>
+        <w:t xml:space="preserve"> (VU)</w:t>
+      </w:r>
+      <w:r>
+        <w:rPr>
+          <w:i/>
+        </w:rPr>
+        <w:t xml:space="preserve"> och Skeletocutis exilis</w:t>
+      </w:r>
+      <w:r>
+        <w:t xml:space="preserve"> (NT). Ullticka är typisk art för </w:t>
+      </w:r>
+      <w:r>
+        <w:rPr>
+          <w:i/>
+        </w:rPr>
+        <w:t xml:space="preserve">9010 Taiga, 9050 Näringsrik granskog </w:t>
+      </w:r>
+      <w:r>
+        <w:t xml:space="preserve">och </w:t>
+      </w:r>
+      <w:r>
+        <w:rPr>
+          <w:i/>
+        </w:rPr>
+        <w:t>9030 Landhöjningsskog</w:t>
+      </w:r>
+      <w:r>
+        <w:t xml:space="preserve"> (SLU Artdatabanken, 2026; Nitare &amp; Skogsstyrelsen, 2019; Miettinen &amp; Niemelä, 2018).</w:t>
       </w:r>
     </w:p>
     <w:p>
@@ -290,75 +330,6 @@
       </w:r>
       <w:r>
         <w:t xml:space="preserve"> och omfattas av EU:s art- och habitatdirektiv bilaga 2 vilket innebär att det finns ett uttalat intresse inom Europeiska unionen att bevara arten. Grön sköldmossa kräver skog som har ett speciellt mikroklimat med hög och jämn luftfuktighet i kombination med rik tillgång på död ved (Nitare &amp; Skogsstyrelsen, 2019; SLU Artdatabanken, 2025). I praktiken handlar det om åtminstone 50 meter med skyddande skog för att undvika uttorkning av marken (Hallingbäck, personligt meddelande 2022-02-24). Grön sköldmossa är en ansvarsart för Sverige då en särskilt stor andel av Europas population finns i landet. Mark- och miljööverdomstolen (MÖD) har i mål nr M 2019-20 (18 februari 2019) slagit fast att grön sköldmossa (§8) är dispenspliktig och att exemplar av arten inte får skadas utan dispens (MÖD, mål nr M 2019-20).</w:t>
-      </w:r>
-    </w:p>
-    <w:p>
-      <w:r>
-        <w:t>I BILAGA 1 finns mer detaljerad information om ekologi samt krav på livsmiljö hos fridlysta arter.</w:t>
-      </w:r>
-    </w:p>
-    <w:p>
-      <w:pPr>
-        <w:pStyle w:val="Heading2"/>
-      </w:pPr>
-      <w:r>
-        <w:t>Övriga naturvårdsarter</w:t>
-      </w:r>
-    </w:p>
-    <w:p>
-      <w:r>
-        <w:rPr>
-          <w:b/>
-        </w:rPr>
-        <w:t>Ullticka (NT)</w:t>
-      </w:r>
-      <w:r>
-        <w:t xml:space="preserve"> är knuten till restbestånd av barrnaturskog och förekommer med ett tydligt optimum i orörda eller måttligt påverkade gamla granskogar där det föreligger viss kontinuitet av grov död ved. Ullticka är en bra signalart inom hela sitt utbredningsområde och i södra Sverige är den sällsynt och en god signalart för skyddsvärda granskogsmiljöer. Den hotas av avverkning och fragmentering av naturskog och äldre granskog med lång trädkontinuitet. På ullticka kan ibland ulltickeporing (VU) påträffas - det är en sällsynt ticka som nyligen delats upp i de tre olika arterna ulltickeporing </w:t>
-      </w:r>
-      <w:r>
-        <w:rPr>
-          <w:i/>
-        </w:rPr>
-        <w:t xml:space="preserve">Skeletocutis brevispora </w:t>
-      </w:r>
-      <w:r>
-        <w:t>(VU)</w:t>
-      </w:r>
-      <w:r>
-        <w:rPr>
-          <w:i/>
-        </w:rPr>
-        <w:t>, Skeletocutis delicata</w:t>
-      </w:r>
-      <w:r>
-        <w:t xml:space="preserve"> (VU)</w:t>
-      </w:r>
-      <w:r>
-        <w:rPr>
-          <w:i/>
-        </w:rPr>
-        <w:t xml:space="preserve"> och Skeletocutis exilis</w:t>
-      </w:r>
-      <w:r>
-        <w:t xml:space="preserve"> (NT). Ullticka är typisk art för </w:t>
-      </w:r>
-      <w:r>
-        <w:rPr>
-          <w:i/>
-        </w:rPr>
-        <w:t xml:space="preserve">9010 Taiga, 9050 Näringsrik granskog </w:t>
-      </w:r>
-      <w:r>
-        <w:t xml:space="preserve">och </w:t>
-      </w:r>
-      <w:r>
-        <w:rPr>
-          <w:i/>
-        </w:rPr>
-        <w:t>9030 Landhöjningsskog</w:t>
-      </w:r>
-      <w:r>
-        <w:t xml:space="preserve"> (SLU Artdatabanken, 2026; Nitare &amp; Skogsstyrelsen, 2019; Miettinen &amp; Niemelä, 2018).</w:t>
       </w:r>
     </w:p>
     <w:p>
@@ -1008,7 +979,7 @@
     <w:r>
       <w:tab/>
       <w:tab/>
-      <w:t>2026-06-20</w:t>
+      <w:t>2026-06-21</w:t>
       <w:br/>
       <w:br/>
     </w:r>

--- a/klagomål/A 23899-2026 FSC-klagomål.docx
+++ b/klagomål/A 23899-2026 FSC-klagomål.docx
@@ -979,7 +979,7 @@
     <w:r>
       <w:tab/>
       <w:tab/>
-      <w:t>2026-06-21</w:t>
+      <w:t>2026-06-22</w:t>
       <w:br/>
       <w:br/>
     </w:r>

--- a/klagomål/A 23899-2026 FSC-klagomål.docx
+++ b/klagomål/A 23899-2026 FSC-klagomål.docx
@@ -979,7 +979,7 @@
     <w:r>
       <w:tab/>
       <w:tab/>
-      <w:t>2026-06-22</w:t>
+      <w:t>2026-06-23</w:t>
       <w:br/>
       <w:br/>
     </w:r>

--- a/klagomål/A 23899-2026 FSC-klagomål.docx
+++ b/klagomål/A 23899-2026 FSC-klagomål.docx
@@ -979,7 +979,7 @@
     <w:r>
       <w:tab/>
       <w:tab/>
-      <w:t>2026-06-23</w:t>
+      <w:t>2026-06-24</w:t>
       <w:br/>
       <w:br/>
     </w:r>

--- a/klagomål/A 23899-2026 FSC-klagomål.docx
+++ b/klagomål/A 23899-2026 FSC-klagomål.docx
@@ -979,7 +979,7 @@
     <w:r>
       <w:tab/>
       <w:tab/>
-      <w:t>2026-06-24</w:t>
+      <w:t>2026-06-25</w:t>
       <w:br/>
       <w:br/>
     </w:r>

--- a/klagomål/A 23899-2026 FSC-klagomål.docx
+++ b/klagomål/A 23899-2026 FSC-klagomål.docx
@@ -979,7 +979,7 @@
     <w:r>
       <w:tab/>
       <w:tab/>
-      <w:t>2026-06-25</w:t>
+      <w:t>2026-06-26</w:t>
       <w:br/>
       <w:br/>
     </w:r>

--- a/klagomål/A 23899-2026 FSC-klagomål.docx
+++ b/klagomål/A 23899-2026 FSC-klagomål.docx
@@ -979,7 +979,7 @@
     <w:r>
       <w:tab/>
       <w:tab/>
-      <w:t>2026-06-26</w:t>
+      <w:t>2026-06-27</w:t>
       <w:br/>
       <w:br/>
     </w:r>

--- a/klagomål/A 23899-2026 FSC-klagomål.docx
+++ b/klagomål/A 23899-2026 FSC-klagomål.docx
@@ -979,7 +979,7 @@
     <w:r>
       <w:tab/>
       <w:tab/>
-      <w:t>2026-06-27</w:t>
+      <w:t>2026-06-28</w:t>
       <w:br/>
       <w:br/>
     </w:r>

--- a/klagomål/A 23899-2026 FSC-klagomål.docx
+++ b/klagomål/A 23899-2026 FSC-klagomål.docx
@@ -979,7 +979,7 @@
     <w:r>
       <w:tab/>
       <w:tab/>
-      <w:t>2026-06-28</w:t>
+      <w:t>2026-06-29</w:t>
       <w:br/>
       <w:br/>
     </w:r>

--- a/klagomål/A 23899-2026 FSC-klagomål.docx
+++ b/klagomål/A 23899-2026 FSC-klagomål.docx
@@ -979,7 +979,7 @@
     <w:r>
       <w:tab/>
       <w:tab/>
-      <w:t>2026-06-29</w:t>
+      <w:t>2026-06-30</w:t>
       <w:br/>
       <w:br/>
     </w:r>

--- a/klagomål/A 23899-2026 FSC-klagomål.docx
+++ b/klagomål/A 23899-2026 FSC-klagomål.docx
@@ -979,7 +979,7 @@
     <w:r>
       <w:tab/>
       <w:tab/>
-      <w:t>2026-06-30</w:t>
+      <w:t>2026-07-01</w:t>
       <w:br/>
       <w:br/>
     </w:r>

--- a/klagomål/A 23899-2026 FSC-klagomål.docx
+++ b/klagomål/A 23899-2026 FSC-klagomål.docx
@@ -979,7 +979,7 @@
     <w:r>
       <w:tab/>
       <w:tab/>
-      <w:t>2026-07-01</w:t>
+      <w:t>2026-07-02</w:t>
       <w:br/>
       <w:br/>
     </w:r>

--- a/klagomål/A 23899-2026 FSC-klagomål.docx
+++ b/klagomål/A 23899-2026 FSC-klagomål.docx
@@ -979,7 +979,7 @@
     <w:r>
       <w:tab/>
       <w:tab/>
-      <w:t>2026-07-13</w:t>
+      <w:t>2026-07-14</w:t>
       <w:br/>
       <w:br/>
     </w:r>

--- a/klagomål/A 23899-2026 FSC-klagomål.docx
+++ b/klagomål/A 23899-2026 FSC-klagomål.docx
@@ -979,7 +979,7 @@
     <w:r>
       <w:tab/>
       <w:tab/>
-      <w:t>2026-07-14</w:t>
+      <w:t>2026-07-15</w:t>
       <w:br/>
       <w:br/>
     </w:r>

--- a/klagomål/A 23899-2026 FSC-klagomål.docx
+++ b/klagomål/A 23899-2026 FSC-klagomål.docx
@@ -979,7 +979,7 @@
     <w:r>
       <w:tab/>
       <w:tab/>
-      <w:t>2026-07-15</w:t>
+      <w:t>2026-07-16</w:t>
       <w:br/>
       <w:br/>
     </w:r>

--- a/klagomål/A 23899-2026 FSC-klagomål.docx
+++ b/klagomål/A 23899-2026 FSC-klagomål.docx
@@ -979,7 +979,7 @@
     <w:r>
       <w:tab/>
       <w:tab/>
-      <w:t>2026-07-16</w:t>
+      <w:t>2026-07-17</w:t>
       <w:br/>
       <w:br/>
     </w:r>

--- a/klagomål/A 23899-2026 FSC-klagomål.docx
+++ b/klagomål/A 23899-2026 FSC-klagomål.docx
@@ -979,7 +979,7 @@
     <w:r>
       <w:tab/>
       <w:tab/>
-      <w:t>2026-07-17</w:t>
+      <w:t>2026-07-18</w:t>
       <w:br/>
       <w:br/>
     </w:r>

--- a/klagomål/A 23899-2026 FSC-klagomål.docx
+++ b/klagomål/A 23899-2026 FSC-klagomål.docx
@@ -979,7 +979,7 @@
     <w:r>
       <w:tab/>
       <w:tab/>
-      <w:t>2026-07-18</w:t>
+      <w:t>2026-07-19</w:t>
       <w:br/>
       <w:br/>
     </w:r>

--- a/klagomål/A 23899-2026 FSC-klagomål.docx
+++ b/klagomål/A 23899-2026 FSC-klagomål.docx
@@ -979,7 +979,7 @@
     <w:r>
       <w:tab/>
       <w:tab/>
-      <w:t>2026-07-19</w:t>
+      <w:t>2026-07-20</w:t>
       <w:br/>
       <w:br/>
     </w:r>

--- a/klagomål/A 23899-2026 FSC-klagomål.docx
+++ b/klagomål/A 23899-2026 FSC-klagomål.docx
@@ -979,7 +979,7 @@
     <w:r>
       <w:tab/>
       <w:tab/>
-      <w:t>2026-07-20</w:t>
+      <w:t>2026-07-21</w:t>
       <w:br/>
       <w:br/>
     </w:r>

--- a/klagomål/A 23899-2026 FSC-klagomål.docx
+++ b/klagomål/A 23899-2026 FSC-klagomål.docx
@@ -979,7 +979,7 @@
     <w:r>
       <w:tab/>
       <w:tab/>
-      <w:t>2026-07-21</w:t>
+      <w:t>2026-07-22</w:t>
       <w:br/>
       <w:br/>
     </w:r>

--- a/klagomål/A 23899-2026 FSC-klagomål.docx
+++ b/klagomål/A 23899-2026 FSC-klagomål.docx
@@ -979,7 +979,7 @@
     <w:r>
       <w:tab/>
       <w:tab/>
-      <w:t>2026-07-22</w:t>
+      <w:t>2026-07-23</w:t>
       <w:br/>
       <w:br/>
     </w:r>

--- a/klagomål/A 23899-2026 FSC-klagomål.docx
+++ b/klagomål/A 23899-2026 FSC-klagomål.docx
@@ -979,7 +979,7 @@
     <w:r>
       <w:tab/>
       <w:tab/>
-      <w:t>2026-07-23</w:t>
+      <w:t>2026-07-24</w:t>
       <w:br/>
       <w:br/>
     </w:r>

--- a/klagomål/A 23899-2026 FSC-klagomål.docx
+++ b/klagomål/A 23899-2026 FSC-klagomål.docx
@@ -216,7 +216,7 @@
         <w:spacing w:after="240"/>
       </w:pPr>
       <w:r>
-        <w:t>Figur 1. Fyndplatser för naturvårdsarter i och inom 22 meter från avverkningsanmälan. Markörer utan svart kant är placerade på fyndplatsen. Markörer med svart kant är placerade vid sidan av fyndplatsen har ett svart streck som visar fyndplatsens exakta position. Kartans mittpunktskoordinat är N 6643642, E 667678 i SWEREF 99 TM.</w:t>
+        <w:t>Figur 1. Fyndplatser för naturvårdsarter i och inom 22 meter från avverkningsanmälan. Markörer utan svart kant är placerade på fyndplatsen. Markörer med svart kant är placerade vid sidan av fyndplatsen och har ett svart streck som visar fyndplatsens exakta position. Kartans mittpunktskoordinat är N 6643642, E 667678 i SWEREF 99 TM.</w:t>
       </w:r>
     </w:p>
     <w:p>
@@ -979,7 +979,7 @@
     <w:r>
       <w:tab/>
       <w:tab/>
-      <w:t>2026-08-14</w:t>
+      <w:t>2026-08-15</w:t>
       <w:br/>
       <w:br/>
     </w:r>

--- a/klagomål/A 23899-2026 FSC-klagomål.docx
+++ b/klagomål/A 23899-2026 FSC-klagomål.docx
@@ -979,7 +979,7 @@
     <w:r>
       <w:tab/>
       <w:tab/>
-      <w:t>2026-08-15</w:t>
+      <w:t>2026-08-16</w:t>
       <w:br/>
       <w:br/>
     </w:r>

--- a/klagomål/A 23899-2026 FSC-klagomål.docx
+++ b/klagomål/A 23899-2026 FSC-klagomål.docx
@@ -979,7 +979,7 @@
     <w:r>
       <w:tab/>
       <w:tab/>
-      <w:t>2026-08-16</w:t>
+      <w:t>2026-08-17</w:t>
       <w:br/>
       <w:br/>
     </w:r>

--- a/klagomål/A 23899-2026 FSC-klagomål.docx
+++ b/klagomål/A 23899-2026 FSC-klagomål.docx
@@ -979,7 +979,7 @@
     <w:r>
       <w:tab/>
       <w:tab/>
-      <w:t>2026-08-17</w:t>
+      <w:t>2026-08-18</w:t>
       <w:br/>
       <w:br/>
     </w:r>

--- a/klagomål/A 23899-2026 FSC-klagomål.docx
+++ b/klagomål/A 23899-2026 FSC-klagomål.docx
@@ -979,7 +979,7 @@
     <w:r>
       <w:tab/>
       <w:tab/>
-      <w:t>2026-08-18</w:t>
+      <w:t>2026-08-19</w:t>
       <w:br/>
       <w:br/>
     </w:r>

--- a/klagomål/A 23899-2026 FSC-klagomål.docx
+++ b/klagomål/A 23899-2026 FSC-klagomål.docx
@@ -979,7 +979,7 @@
     <w:r>
       <w:tab/>
       <w:tab/>
-      <w:t>2026-08-19</w:t>
+      <w:t>2026-08-20</w:t>
       <w:br/>
       <w:br/>
     </w:r>

--- a/klagomål/A 23899-2026 FSC-klagomål.docx
+++ b/klagomål/A 23899-2026 FSC-klagomål.docx
@@ -979,7 +979,7 @@
     <w:r>
       <w:tab/>
       <w:tab/>
-      <w:t>2026-08-20</w:t>
+      <w:t>2026-08-21</w:t>
       <w:br/>
       <w:br/>
     </w:r>

--- a/klagomål/A 23899-2026 FSC-klagomål.docx
+++ b/klagomål/A 23899-2026 FSC-klagomål.docx
@@ -979,7 +979,7 @@
     <w:r>
       <w:tab/>
       <w:tab/>
-      <w:t>2026-08-21</w:t>
+      <w:t>2026-08-22</w:t>
       <w:br/>
       <w:br/>
     </w:r>

--- a/klagomål/A 23899-2026 FSC-klagomål.docx
+++ b/klagomål/A 23899-2026 FSC-klagomål.docx
@@ -979,7 +979,7 @@
     <w:r>
       <w:tab/>
       <w:tab/>
-      <w:t>2026-08-22</w:t>
+      <w:t>2026-08-23</w:t>
       <w:br/>
       <w:br/>
     </w:r>

--- a/klagomål/A 23899-2026 FSC-klagomål.docx
+++ b/klagomål/A 23899-2026 FSC-klagomål.docx
@@ -979,7 +979,7 @@
     <w:r>
       <w:tab/>
       <w:tab/>
-      <w:t>2026-08-23</w:t>
+      <w:t>2026-08-24</w:t>
       <w:br/>
       <w:br/>
     </w:r>

--- a/klagomål/A 23899-2026 FSC-klagomål.docx
+++ b/klagomål/A 23899-2026 FSC-klagomål.docx
@@ -979,7 +979,7 @@
     <w:r>
       <w:tab/>
       <w:tab/>
-      <w:t>2026-08-24</w:t>
+      <w:t>2026-08-25</w:t>
       <w:br/>
       <w:br/>
     </w:r>

--- a/klagomål/A 23899-2026 FSC-klagomål.docx
+++ b/klagomål/A 23899-2026 FSC-klagomål.docx
@@ -979,7 +979,7 @@
     <w:r>
       <w:tab/>
       <w:tab/>
-      <w:t>2026-08-25</w:t>
+      <w:t>2026-08-26</w:t>
       <w:br/>
       <w:br/>
     </w:r>

--- a/klagomål/A 23899-2026 FSC-klagomål.docx
+++ b/klagomål/A 23899-2026 FSC-klagomål.docx
@@ -979,7 +979,7 @@
     <w:r>
       <w:tab/>
       <w:tab/>
-      <w:t>2026-08-26</w:t>
+      <w:t>2026-08-27</w:t>
       <w:br/>
       <w:br/>
     </w:r>

--- a/klagomål/A 23899-2026 FSC-klagomål.docx
+++ b/klagomål/A 23899-2026 FSC-klagomål.docx
@@ -979,7 +979,7 @@
     <w:r>
       <w:tab/>
       <w:tab/>
-      <w:t>2026-08-27</w:t>
+      <w:t>2026-08-28</w:t>
       <w:br/>
       <w:br/>
     </w:r>

--- a/klagomål/A 23899-2026 FSC-klagomål.docx
+++ b/klagomål/A 23899-2026 FSC-klagomål.docx
@@ -979,7 +979,7 @@
     <w:r>
       <w:tab/>
       <w:tab/>
-      <w:t>2026-08-28</w:t>
+      <w:t>2026-08-29</w:t>
       <w:br/>
       <w:br/>
     </w:r>

--- a/klagomål/A 23899-2026 FSC-klagomål.docx
+++ b/klagomål/A 23899-2026 FSC-klagomål.docx
@@ -979,7 +979,7 @@
     <w:r>
       <w:tab/>
       <w:tab/>
-      <w:t>2026-08-29</w:t>
+      <w:t>2026-08-31</w:t>
       <w:br/>
       <w:br/>
     </w:r>

--- a/klagomål/A 23899-2026 FSC-klagomål.docx
+++ b/klagomål/A 23899-2026 FSC-klagomål.docx
@@ -979,7 +979,7 @@
     <w:r>
       <w:tab/>
       <w:tab/>
-      <w:t>2026-08-31</w:t>
+      <w:t>2026-09-01</w:t>
       <w:br/>
       <w:br/>
     </w:r>

--- a/klagomål/A 23899-2026 FSC-klagomål.docx
+++ b/klagomål/A 23899-2026 FSC-klagomål.docx
@@ -979,7 +979,7 @@
     <w:r>
       <w:tab/>
       <w:tab/>
-      <w:t>2026-09-01</w:t>
+      <w:t>2026-09-02</w:t>
       <w:br/>
       <w:br/>
     </w:r>

--- a/klagomål/A 23899-2026 FSC-klagomål.docx
+++ b/klagomål/A 23899-2026 FSC-klagomål.docx
@@ -979,7 +979,7 @@
     <w:r>
       <w:tab/>
       <w:tab/>
-      <w:t>2026-09-02</w:t>
+      <w:t>2026-09-03</w:t>
       <w:br/>
       <w:br/>
     </w:r>

--- a/klagomål/A 23899-2026 FSC-klagomål.docx
+++ b/klagomål/A 23899-2026 FSC-klagomål.docx
@@ -979,7 +979,7 @@
     <w:r>
       <w:tab/>
       <w:tab/>
-      <w:t>2026-09-03</w:t>
+      <w:t>2026-09-04</w:t>
       <w:br/>
       <w:br/>
     </w:r>

--- a/klagomål/A 23899-2026 FSC-klagomål.docx
+++ b/klagomål/A 23899-2026 FSC-klagomål.docx
@@ -979,7 +979,7 @@
     <w:r>
       <w:tab/>
       <w:tab/>
-      <w:t>2026-09-04</w:t>
+      <w:t>2026-09-05</w:t>
       <w:br/>
       <w:br/>
     </w:r>

--- a/klagomål/A 23899-2026 FSC-klagomål.docx
+++ b/klagomål/A 23899-2026 FSC-klagomål.docx
@@ -979,7 +979,7 @@
     <w:r>
       <w:tab/>
       <w:tab/>
-      <w:t>2026-09-05</w:t>
+      <w:t>2026-09-06</w:t>
       <w:br/>
       <w:br/>
     </w:r>

--- a/klagomål/A 23899-2026 FSC-klagomål.docx
+++ b/klagomål/A 23899-2026 FSC-klagomål.docx
@@ -979,7 +979,7 @@
     <w:r>
       <w:tab/>
       <w:tab/>
-      <w:t>2026-09-06</w:t>
+      <w:t>2026-09-07</w:t>
       <w:br/>
       <w:br/>
     </w:r>

--- a/klagomål/A 23899-2026 FSC-klagomål.docx
+++ b/klagomål/A 23899-2026 FSC-klagomål.docx
@@ -979,7 +979,7 @@
     <w:r>
       <w:tab/>
       <w:tab/>
-      <w:t>2026-09-07</w:t>
+      <w:t>2026-09-08</w:t>
       <w:br/>
       <w:br/>
     </w:r>

--- a/klagomål/A 23899-2026 FSC-klagomål.docx
+++ b/klagomål/A 23899-2026 FSC-klagomål.docx
@@ -979,7 +979,7 @@
     <w:r>
       <w:tab/>
       <w:tab/>
-      <w:t>2026-09-08</w:t>
+      <w:t>2026-09-09</w:t>
       <w:br/>
       <w:br/>
     </w:r>

--- a/klagomål/A 23899-2026 FSC-klagomål.docx
+++ b/klagomål/A 23899-2026 FSC-klagomål.docx
@@ -979,7 +979,7 @@
     <w:r>
       <w:tab/>
       <w:tab/>
-      <w:t>2026-09-09</w:t>
+      <w:t>2026-09-10</w:t>
       <w:br/>
       <w:br/>
     </w:r>

--- a/klagomål/A 23899-2026 FSC-klagomål.docx
+++ b/klagomål/A 23899-2026 FSC-klagomål.docx
@@ -979,7 +979,7 @@
     <w:r>
       <w:tab/>
       <w:tab/>
-      <w:t>2026-09-10</w:t>
+      <w:t>2026-09-11</w:t>
       <w:br/>
       <w:br/>
     </w:r>

--- a/klagomål/A 23899-2026 FSC-klagomål.docx
+++ b/klagomål/A 23899-2026 FSC-klagomål.docx
@@ -979,7 +979,7 @@
     <w:r>
       <w:tab/>
       <w:tab/>
-      <w:t>2026-09-11</w:t>
+      <w:t>2026-09-12</w:t>
       <w:br/>
       <w:br/>
     </w:r>
